--- a/เอกสารบทที่ 3/บทที่ 3.docx
+++ b/เอกสารบทที่ 3/บทที่ 3.docx
@@ -64,66 +64,12 @@
     <w:p>
       <w:pPr>
         <w:spacing w:after="0" w:line="240" w:lineRule="auto"/>
-        <w:jc w:val="center"/>
-        <w:rPr>
-          <w:rFonts w:ascii="TH Sarabun New" w:hAnsi="TH Sarabun New" w:cs="TH Sarabun New"/>
-          <w:b/>
-          <w:bCs/>
-          <w:sz w:val="32"/>
-          <w:szCs w:val="32"/>
-        </w:rPr>
-      </w:pPr>
-    </w:p>
-    <w:p>
-      <w:pPr>
-        <w:spacing w:after="0" w:line="240" w:lineRule="auto"/>
-        <w:jc w:val="center"/>
-        <w:rPr>
-          <w:rFonts w:ascii="TH Sarabun New" w:hAnsi="TH Sarabun New" w:cs="TH Sarabun New"/>
-          <w:b/>
-          <w:bCs/>
-          <w:sz w:val="32"/>
-          <w:szCs w:val="32"/>
-        </w:rPr>
-      </w:pPr>
-    </w:p>
-    <w:p>
-      <w:pPr>
-        <w:spacing w:after="0" w:line="240" w:lineRule="auto"/>
-        <w:jc w:val="center"/>
-        <w:rPr>
-          <w:rFonts w:ascii="TH Sarabun New" w:hAnsi="TH Sarabun New" w:cs="TH Sarabun New"/>
-          <w:b/>
-          <w:bCs/>
-          <w:sz w:val="32"/>
-          <w:szCs w:val="32"/>
-        </w:rPr>
-      </w:pPr>
-    </w:p>
-    <w:p>
-      <w:pPr>
-        <w:spacing w:after="0" w:line="240" w:lineRule="auto"/>
-        <w:jc w:val="center"/>
-        <w:rPr>
-          <w:rFonts w:ascii="TH Sarabun New" w:hAnsi="TH Sarabun New" w:cs="TH Sarabun New"/>
-          <w:b/>
-          <w:bCs/>
-          <w:sz w:val="32"/>
-          <w:szCs w:val="32"/>
-        </w:rPr>
-      </w:pPr>
-    </w:p>
-    <w:p>
-      <w:pPr>
-        <w:spacing w:after="0" w:line="240" w:lineRule="auto"/>
-        <w:jc w:val="center"/>
         <w:rPr>
           <w:rFonts w:ascii="TH Sarabun New" w:hAnsi="TH Sarabun New" w:cs="TH Sarabun New" w:hint="cs"/>
           <w:b/>
           <w:bCs/>
           <w:sz w:val="32"/>
           <w:szCs w:val="32"/>
-          <w:cs/>
         </w:rPr>
       </w:pPr>
     </w:p>
@@ -137,8 +83,70 @@
           <w:tab w:val="left" w:pos="1701"/>
         </w:tabs>
         <w:spacing w:after="0" w:line="240" w:lineRule="auto"/>
-        <w:rPr>
-          <w:rFonts w:ascii="TH Sarabun New" w:eastAsia="Times New Roman" w:hAnsi="TH Sarabun New" w:cs="TH Sarabun New"/>
+        <w:jc w:val="thaiDistribute"/>
+        <w:rPr>
+          <w:rFonts w:ascii="TH Sarabun New" w:hAnsi="TH Sarabun New" w:cs="TH Sarabun New" w:hint="cs"/>
+          <w:sz w:val="32"/>
+          <w:szCs w:val="32"/>
+        </w:rPr>
+      </w:pPr>
+      <w:r>
+        <w:rPr>
+          <w:rFonts w:ascii="TH Sarabun New" w:hAnsi="TH Sarabun New" w:cs="TH Sarabun New"/>
+          <w:sz w:val="32"/>
+          <w:szCs w:val="32"/>
+        </w:rPr>
+        <w:tab/>
+      </w:r>
+      <w:r>
+        <w:rPr>
+          <w:rFonts w:ascii="TH Sarabun New" w:hAnsi="TH Sarabun New" w:cs="TH Sarabun New"/>
+          <w:sz w:val="32"/>
+          <w:szCs w:val="32"/>
+          <w:cs/>
+        </w:rPr>
+        <w:t>บทนี้</w:t>
+      </w:r>
+      <w:r>
+        <w:rPr>
+          <w:rFonts w:ascii="TH Sarabun New" w:hAnsi="TH Sarabun New" w:cs="TH Sarabun New" w:hint="cs"/>
+          <w:sz w:val="32"/>
+          <w:szCs w:val="32"/>
+          <w:cs/>
+        </w:rPr>
+        <w:t xml:space="preserve">จะกล่าวถึงแผนการดำเนินงาน </w:t>
+      </w:r>
+    </w:p>
+    <w:p>
+      <w:pPr>
+        <w:tabs>
+          <w:tab w:val="left" w:pos="567"/>
+          <w:tab w:val="left" w:pos="851"/>
+          <w:tab w:val="left" w:pos="1134"/>
+          <w:tab w:val="left" w:pos="1418"/>
+          <w:tab w:val="left" w:pos="1701"/>
+        </w:tabs>
+        <w:spacing w:after="0" w:line="240" w:lineRule="auto"/>
+        <w:jc w:val="thaiDistribute"/>
+        <w:rPr>
+          <w:rFonts w:ascii="TH Sarabun New" w:hAnsi="TH Sarabun New" w:cs="TH Sarabun New"/>
+          <w:sz w:val="32"/>
+          <w:szCs w:val="32"/>
+        </w:rPr>
+      </w:pPr>
+    </w:p>
+    <w:p>
+      <w:pPr>
+        <w:tabs>
+          <w:tab w:val="left" w:pos="567"/>
+          <w:tab w:val="left" w:pos="851"/>
+          <w:tab w:val="left" w:pos="1134"/>
+          <w:tab w:val="left" w:pos="1418"/>
+          <w:tab w:val="left" w:pos="1701"/>
+        </w:tabs>
+        <w:spacing w:after="0" w:line="240" w:lineRule="auto"/>
+        <w:rPr>
+          <w:rFonts w:ascii="TH Sarabun New" w:eastAsia="Times New Roman" w:hAnsi="TH Sarabun New" w:cs="TH Sarabun New" w:hint="cs"/>
           <w:kern w:val="0"/>
           <w:sz w:val="32"/>
           <w:szCs w:val="32"/>
@@ -153,19 +161,9 @@
           <w:bCs/>
           <w:sz w:val="32"/>
           <w:szCs w:val="32"/>
-        </w:rPr>
-        <w:t xml:space="preserve">1.1 </w:t>
-      </w:r>
-      <w:r>
-        <w:rPr>
-          <w:rFonts w:ascii="TH Sarabun New" w:hAnsi="TH Sarabun New" w:cs="TH Sarabun New"/>
-          <w:b/>
-          <w:bCs/>
-          <w:sz w:val="32"/>
-          <w:szCs w:val="32"/>
-          <w:cs/>
-        </w:rPr>
-        <w:tab/>
+          <w:cs/>
+        </w:rPr>
+        <w:t>3</w:t>
       </w:r>
       <w:r>
         <w:rPr>
@@ -174,9 +172,30 @@
           <w:bCs/>
           <w:sz w:val="32"/>
           <w:szCs w:val="32"/>
-          <w:cs/>
-        </w:rPr>
-        <w:t>ความเป็นมาและความสำคัญ</w:t>
+        </w:rPr>
+        <w:t xml:space="preserve">.1 </w:t>
+      </w:r>
+      <w:r>
+        <w:rPr>
+          <w:rFonts w:ascii="TH Sarabun New" w:hAnsi="TH Sarabun New" w:cs="TH Sarabun New"/>
+          <w:b/>
+          <w:bCs/>
+          <w:sz w:val="32"/>
+          <w:szCs w:val="32"/>
+          <w:cs/>
+        </w:rPr>
+        <w:tab/>
+      </w:r>
+      <w:r>
+        <w:rPr>
+          <w:rFonts w:ascii="TH Sarabun New" w:hAnsi="TH Sarabun New" w:cs="TH Sarabun New" w:hint="cs"/>
+          <w:b/>
+          <w:bCs/>
+          <w:sz w:val="32"/>
+          <w:szCs w:val="32"/>
+          <w:cs/>
+        </w:rPr>
+        <w:t>แผนการดำเนินงาน</w:t>
       </w:r>
     </w:p>
     <w:p>
@@ -205,165 +224,21 @@
       </w:r>
       <w:r>
         <w:rPr>
-          <w:rFonts w:ascii="TH Sarabun New" w:hAnsi="TH Sarabun New" w:cs="TH Sarabun New"/>
-          <w:sz w:val="32"/>
-          <w:szCs w:val="32"/>
-          <w:cs/>
-        </w:rPr>
-        <w:t>ในปัจจุบันหลายประเทศทั่วโลกกำลังเผชิญกับการเปลี่ยนแปลงโครงสร้างประชากร โดยเฉพาะประเทศญี่ปุ่นที่ก้าวเข้าสู่สังคมผู้สูงอายุระดับสุดยอด (</w:t>
-      </w:r>
-      <w:r>
-        <w:rPr>
-          <w:rFonts w:ascii="TH Sarabun New" w:hAnsi="TH Sarabun New" w:cs="TH Sarabun New"/>
-          <w:sz w:val="32"/>
-          <w:szCs w:val="32"/>
-        </w:rPr>
-        <w:t xml:space="preserve">Super-Aged Society) </w:t>
-      </w:r>
-      <w:r>
-        <w:rPr>
-          <w:rFonts w:ascii="TH Sarabun New" w:hAnsi="TH Sarabun New" w:cs="TH Sarabun New"/>
-          <w:sz w:val="32"/>
-          <w:szCs w:val="32"/>
-          <w:cs/>
-        </w:rPr>
-        <w:t xml:space="preserve">ซึ่งมีประชากรผู้สูงอายุคิดเป็นร้อยละ </w:t>
-      </w:r>
-      <w:r>
-        <w:rPr>
-          <w:rFonts w:ascii="TH Sarabun New" w:hAnsi="TH Sarabun New" w:cs="TH Sarabun New"/>
-          <w:sz w:val="32"/>
-          <w:szCs w:val="32"/>
-        </w:rPr>
-        <w:t xml:space="preserve">29.1 </w:t>
-      </w:r>
-      <w:r>
-        <w:rPr>
-          <w:rFonts w:ascii="TH Sarabun New" w:hAnsi="TH Sarabun New" w:cs="TH Sarabun New"/>
-          <w:sz w:val="32"/>
-          <w:szCs w:val="32"/>
-          <w:cs/>
-        </w:rPr>
-        <w:t xml:space="preserve">ของประชากรทั้งหมด </w:t>
-      </w:r>
-      <w:r>
-        <w:rPr>
-          <w:rFonts w:ascii="TH Sarabun New" w:hAnsi="TH Sarabun New" w:cs="TH Sarabun New"/>
-          <w:sz w:val="32"/>
-          <w:szCs w:val="32"/>
-          <w:cs/>
-        </w:rPr>
-        <w:t>(กระทรวงกิจการภายในประเทศและการสื่อสารของญี่ปุ่น</w:t>
-      </w:r>
-      <w:r>
-        <w:rPr>
-          <w:rFonts w:ascii="TH Sarabun New" w:hAnsi="TH Sarabun New" w:cs="TH Sarabun New"/>
-          <w:sz w:val="32"/>
-          <w:szCs w:val="32"/>
-        </w:rPr>
-        <w:t xml:space="preserve">, </w:t>
-      </w:r>
-      <w:r>
-        <w:rPr>
-          <w:rFonts w:ascii="TH Sarabun New" w:hAnsi="TH Sarabun New" w:cs="TH Sarabun New"/>
-          <w:sz w:val="32"/>
-          <w:szCs w:val="32"/>
-          <w:cs/>
-        </w:rPr>
-        <w:t>2566</w:t>
-      </w:r>
-      <w:r>
-        <w:rPr>
-          <w:rFonts w:ascii="TH Sarabun New" w:hAnsi="TH Sarabun New" w:cs="TH Sarabun New"/>
-          <w:sz w:val="32"/>
-          <w:szCs w:val="32"/>
-        </w:rPr>
-        <w:t xml:space="preserve">) </w:t>
-      </w:r>
-      <w:r>
-        <w:rPr>
-          <w:rFonts w:ascii="TH Sarabun New" w:hAnsi="TH Sarabun New" w:cs="TH Sarabun New"/>
-          <w:sz w:val="32"/>
-          <w:szCs w:val="32"/>
-          <w:cs/>
-        </w:rPr>
-        <w:t xml:space="preserve">โดยผู้สูงอายุส่วนใหญ่มักอาศัยอยู่ลำพัง ในขณะเดียวกันประเทศญี่ปุ่นกลับประสบปัญหาขาดแคลนบุคลากรทางการแพทย์และผู้ดูแลผู้สูงอายุกว่า </w:t>
-      </w:r>
-      <w:r>
-        <w:rPr>
-          <w:rFonts w:ascii="TH Sarabun New" w:hAnsi="TH Sarabun New" w:cs="TH Sarabun New"/>
-          <w:sz w:val="32"/>
-          <w:szCs w:val="32"/>
-        </w:rPr>
-        <w:t xml:space="preserve">270,000 </w:t>
-      </w:r>
-      <w:r>
-        <w:rPr>
-          <w:rFonts w:ascii="TH Sarabun New" w:hAnsi="TH Sarabun New" w:cs="TH Sarabun New"/>
-          <w:sz w:val="32"/>
-          <w:szCs w:val="32"/>
-          <w:cs/>
-        </w:rPr>
-        <w:t>คน ทำให้เมื่อคนชราเกิดอุบัติเหตุ การเข้าถึงการช่วยเหลือจึงเป็นไปอย่างล่าช้า ทั้งนี้ ในทางการแพทย์มีช่วงเวลาสำคัญที่เรียกว่า "</w:t>
-      </w:r>
-      <w:r>
-        <w:rPr>
-          <w:rFonts w:ascii="TH Sarabun New" w:hAnsi="TH Sarabun New" w:cs="TH Sarabun New"/>
-          <w:sz w:val="32"/>
-          <w:szCs w:val="32"/>
-        </w:rPr>
-        <w:t xml:space="preserve">Golden Hour" </w:t>
-      </w:r>
-      <w:r>
-        <w:rPr>
-          <w:rFonts w:ascii="TH Sarabun New" w:hAnsi="TH Sarabun New" w:cs="TH Sarabun New"/>
-          <w:sz w:val="32"/>
-          <w:szCs w:val="32"/>
-          <w:cs/>
-        </w:rPr>
-        <w:t xml:space="preserve">ซึ่งหากผู้ที่หกล้มไม่ได้รับการช่วยเหลืออย่างทันท่วงที จะมีอัตราการเสียชีวิตหรือทุพพลภาพถาวรสูงมาก สำหรับประเทศไทยเองก็กำลังก้าวเข้าสู่สังคมผู้สูงอายุอย่างเต็มรูปแบบเช่นกัน เนื่องจากอัตราการเกิดที่ลดลงอย่างต่อเนื่อง โดยในปี </w:t>
-      </w:r>
-      <w:r>
-        <w:rPr>
-          <w:rFonts w:ascii="TH Sarabun New" w:hAnsi="TH Sarabun New" w:cs="TH Sarabun New"/>
-          <w:sz w:val="32"/>
-          <w:szCs w:val="32"/>
-        </w:rPr>
-        <w:t xml:space="preserve">2566 </w:t>
-      </w:r>
-      <w:r>
-        <w:rPr>
-          <w:rFonts w:ascii="TH Sarabun New" w:hAnsi="TH Sarabun New" w:cs="TH Sarabun New"/>
-          <w:sz w:val="32"/>
-          <w:szCs w:val="32"/>
-          <w:cs/>
-        </w:rPr>
-        <w:t xml:space="preserve">มีเด็กเกิดใหม่เพียงราว </w:t>
-      </w:r>
-      <w:r>
-        <w:rPr>
-          <w:rFonts w:ascii="TH Sarabun New" w:hAnsi="TH Sarabun New" w:cs="TH Sarabun New"/>
-          <w:sz w:val="32"/>
-          <w:szCs w:val="32"/>
-        </w:rPr>
-        <w:t xml:space="preserve">5 </w:t>
-      </w:r>
-      <w:r>
-        <w:rPr>
-          <w:rFonts w:ascii="TH Sarabun New" w:hAnsi="TH Sarabun New" w:cs="TH Sarabun New"/>
-          <w:sz w:val="32"/>
-          <w:szCs w:val="32"/>
-          <w:cs/>
-        </w:rPr>
-        <w:t>แสนคน การดูแลและใส่ใจความปลอดภัยของคนชราจึงเป็นประเด็นเร่งด่วนระดับประเทศ</w:t>
-      </w:r>
-      <w:r>
-        <w:rPr>
           <w:rFonts w:ascii="TH Sarabun New" w:hAnsi="TH Sarabun New" w:cs="TH Sarabun New" w:hint="cs"/>
           <w:sz w:val="32"/>
           <w:szCs w:val="32"/>
-        </w:rPr>
-        <w:tab/>
+          <w:cs/>
+        </w:rPr>
+        <w:t>เพื่อให้การจัดทำโครงงานดำเนินไปได้อย่างมีประสิทธิภาพและราบรื่นจึงจำเป็นต้องมีการวางแผนงาน</w:t>
+      </w:r>
+      <w:r>
+        <w:rPr>
+          <w:rFonts w:ascii="TH Sarabun New" w:hAnsi="TH Sarabun New" w:cs="TH Sarabun New" w:hint="cs"/>
+          <w:sz w:val="32"/>
+          <w:szCs w:val="32"/>
+          <w:cs/>
+        </w:rPr>
+        <w:t xml:space="preserve"> กำหนดระยะเวลาในปฎิติบัติงานในขั้นตอนต่างๆ และดำเนินงานตามแผนงานและระยะเวลาที่วางไว้ซึ่งได้มีการวางแผนงานไว้ดังนี้</w:t>
       </w:r>
     </w:p>
     <w:p>
@@ -382,82 +257,6 @@
           <w:szCs w:val="32"/>
         </w:rPr>
       </w:pPr>
-      <w:r>
-        <w:rPr>
-          <w:rFonts w:ascii="TH Sarabun New" w:hAnsi="TH Sarabun New" w:cs="TH Sarabun New"/>
-          <w:sz w:val="32"/>
-          <w:szCs w:val="32"/>
-        </w:rPr>
-        <w:tab/>
-      </w:r>
-      <w:r>
-        <w:rPr>
-          <w:rFonts w:ascii="TH Sarabun New" w:hAnsi="TH Sarabun New" w:cs="TH Sarabun New"/>
-          <w:sz w:val="32"/>
-          <w:szCs w:val="32"/>
-          <w:cs/>
-        </w:rPr>
-        <w:t xml:space="preserve">จากข้อมูลสถิติของกรมควบคุมโรค กระทรวงสาธารณสุข พบว่าในแต่ละปีมีผู้สูงอายุไทยหกล้มกว่า </w:t>
-      </w:r>
-      <w:r>
-        <w:rPr>
-          <w:rFonts w:ascii="TH Sarabun New" w:hAnsi="TH Sarabun New" w:cs="TH Sarabun New"/>
-          <w:sz w:val="32"/>
-          <w:szCs w:val="32"/>
-        </w:rPr>
-        <w:t xml:space="preserve">3 </w:t>
-      </w:r>
-      <w:r>
-        <w:rPr>
-          <w:rFonts w:ascii="TH Sarabun New" w:hAnsi="TH Sarabun New" w:cs="TH Sarabun New"/>
-          <w:sz w:val="32"/>
-          <w:szCs w:val="32"/>
-          <w:cs/>
-        </w:rPr>
-        <w:t xml:space="preserve">ล้านคน หรือคิดเป็นร้อยละ </w:t>
-      </w:r>
-      <w:r>
-        <w:rPr>
-          <w:rFonts w:ascii="TH Sarabun New" w:hAnsi="TH Sarabun New" w:cs="TH Sarabun New"/>
-          <w:sz w:val="32"/>
-          <w:szCs w:val="32"/>
-        </w:rPr>
-        <w:t xml:space="preserve">30 </w:t>
-      </w:r>
-      <w:r>
-        <w:rPr>
-          <w:rFonts w:ascii="TH Sarabun New" w:hAnsi="TH Sarabun New" w:cs="TH Sarabun New"/>
-          <w:sz w:val="32"/>
-          <w:szCs w:val="32"/>
-          <w:cs/>
-        </w:rPr>
-        <w:t>ของผู้สูงอายุทั้งหมด โดยสถานที่ที่เกิดอุบัติเหตุบ่อยครั้งที่สุดคือห้องน้ำ ปัจจุบันแม้จะมีการใช้เทคโนโลยีเข้ามาช่วยเฝ้าระวัง แต่ก็ยังมีข้อจำกัดที่สำคัญ เช่น การติดตั้งกล้องวงจรปิด (</w:t>
-      </w:r>
-      <w:r>
-        <w:rPr>
-          <w:rFonts w:ascii="TH Sarabun New" w:hAnsi="TH Sarabun New" w:cs="TH Sarabun New"/>
-          <w:sz w:val="32"/>
-          <w:szCs w:val="32"/>
-        </w:rPr>
-        <w:t xml:space="preserve">CCTV) </w:t>
-      </w:r>
-      <w:r>
-        <w:rPr>
-          <w:rFonts w:ascii="TH Sarabun New" w:hAnsi="TH Sarabun New" w:cs="TH Sarabun New"/>
-          <w:sz w:val="32"/>
-          <w:szCs w:val="32"/>
-          <w:cs/>
-        </w:rPr>
-        <w:t>ที่ส่งผลกระทบโดยตรงต่อการละเมิดความเป็นส่วนตัว หรือการใช้อุปกรณ์สวมใส่ที่ผู้สูงอายุมักลืมสวมใส่หรือแบตเตอรี่หมด</w:t>
-      </w:r>
-      <w:r>
-        <w:rPr>
-          <w:rFonts w:ascii="TH Sarabun New" w:hAnsi="TH Sarabun New" w:cs="TH Sarabun New" w:hint="cs"/>
-          <w:sz w:val="32"/>
-          <w:szCs w:val="32"/>
-        </w:rPr>
-        <w:tab/>
-      </w:r>
     </w:p>
     <w:p>
       <w:pPr>
@@ -470,81 +269,1423 @@
         <w:contextualSpacing/>
         <w:jc w:val="thaiDistribute"/>
         <w:rPr>
-          <w:rFonts w:ascii="TH Sarabun New" w:hAnsi="TH Sarabun New" w:cs="TH Sarabun New"/>
-          <w:sz w:val="32"/>
-          <w:szCs w:val="32"/>
-        </w:rPr>
-      </w:pPr>
-      <w:r>
-        <w:rPr>
-          <w:rFonts w:ascii="TH Sarabun New" w:hAnsi="TH Sarabun New" w:cs="TH Sarabun New"/>
-          <w:sz w:val="32"/>
-          <w:szCs w:val="32"/>
-        </w:rPr>
-        <w:tab/>
-      </w:r>
-      <w:r>
-        <w:rPr>
-          <w:rFonts w:ascii="TH Sarabun New" w:hAnsi="TH Sarabun New" w:cs="TH Sarabun New"/>
-          <w:sz w:val="32"/>
-          <w:szCs w:val="32"/>
-          <w:cs/>
-        </w:rPr>
-        <w:t>ด้วยเหตุนี้ คณะผู้จัดทำจึงมีแนวคิดที่จะพัฒนาระบบตรวจจับการล้มโดยอาศัยเทคโนโลยีการวิเคราะห์สถานะช่องสัญญาณวิทยุ (</w:t>
-      </w:r>
-      <w:r>
-        <w:rPr>
-          <w:rFonts w:ascii="TH Sarabun New" w:hAnsi="TH Sarabun New" w:cs="TH Sarabun New"/>
-          <w:sz w:val="32"/>
-          <w:szCs w:val="32"/>
-        </w:rPr>
-        <w:t xml:space="preserve">WiFi Channel State Information: CSI) </w:t>
-      </w:r>
-      <w:r>
-        <w:rPr>
-          <w:rFonts w:ascii="TH Sarabun New" w:hAnsi="TH Sarabun New" w:cs="TH Sarabun New"/>
-          <w:sz w:val="32"/>
-          <w:szCs w:val="32"/>
-          <w:cs/>
-        </w:rPr>
-        <w:t>เพื่อเข้ามาแก้ปัญหาและปิดจุดบอดของระบบเดิม ระบบดังกล่าวจะทำงานผ่านกลุ่มบอร์ดไมโครคอนโทรลเลอร์ความเร็วสูง (</w:t>
-      </w:r>
-      <w:r>
-        <w:rPr>
-          <w:rFonts w:ascii="TH Sarabun New" w:hAnsi="TH Sarabun New" w:cs="TH Sarabun New"/>
-          <w:sz w:val="32"/>
-          <w:szCs w:val="32"/>
-        </w:rPr>
-        <w:t xml:space="preserve">ESP32-S3) </w:t>
-      </w:r>
-      <w:r>
-        <w:rPr>
-          <w:rFonts w:ascii="TH Sarabun New" w:hAnsi="TH Sarabun New" w:cs="TH Sarabun New"/>
-          <w:sz w:val="32"/>
-          <w:szCs w:val="32"/>
-          <w:cs/>
-        </w:rPr>
-        <w:t xml:space="preserve">ที่กระจายอยู่ตามมุมห้อง เพื่อรับคลื่นวิทยุที่สะท้อนกับสรีระมนุษย์ จากนั้นข้อมูลอนุกรมเวลาที่ได้จะถูกนำไปประมวลผลผ่านปัญญาประดิษฐ์สถาปัตยกรรม </w:t>
-      </w:r>
-      <w:r>
-        <w:rPr>
-          <w:rFonts w:ascii="TH Sarabun New" w:hAnsi="TH Sarabun New" w:cs="TH Sarabun New"/>
-          <w:sz w:val="32"/>
-          <w:szCs w:val="32"/>
-        </w:rPr>
-        <w:t xml:space="preserve">Spatio-Temporal Transformer </w:t>
-      </w:r>
-      <w:r>
-        <w:rPr>
-          <w:rFonts w:ascii="TH Sarabun New" w:hAnsi="TH Sarabun New" w:cs="TH Sarabun New"/>
-          <w:sz w:val="32"/>
-          <w:szCs w:val="32"/>
-          <w:cs/>
-        </w:rPr>
-        <w:lastRenderedPageBreak/>
-        <w:t>เพื่อเรียนรู้รูปแบบการเปลี่ยนแปลงของสัญญาณที่สัมพันธ์กับพฤติกรรมการล้ม และจำแนกสถานะของบุคคลแบบเรียลไทม์ว่าอยู่ในภาวะปกติหรือเกิดเหตุการณ์ล้ม ระบบนี้จึงสามารถแจ้งเตือนอุบัติเหตุได้ทันที โดยไม่ต้องพึ่งพากล้องวิดีโอหรืออุปกรณ์สวมใส่ใด ๆ และรักษาสิทธิความเป็นส่วนตัวของผู้ใช้งานในพื้นที่ละเอียดอ่อนได้อย่างสมบูรณ์แบบ</w:t>
+          <w:rFonts w:ascii="TH Sarabun New" w:hAnsi="TH Sarabun New" w:cs="TH Sarabun New" w:hint="cs"/>
+          <w:sz w:val="32"/>
+          <w:szCs w:val="32"/>
+        </w:rPr>
+      </w:pPr>
+      <w:r>
+        <w:rPr>
+          <w:rFonts w:ascii="TH Sarabun New" w:hAnsi="TH Sarabun New" w:cs="TH Sarabun New" w:hint="cs"/>
+          <w:sz w:val="32"/>
+          <w:szCs w:val="32"/>
+          <w:cs/>
+        </w:rPr>
+        <w:t>ตารางที่ 3.1 แผนการดำเนินงานของโครงงาน</w:t>
       </w:r>
     </w:p>
+    <w:tbl>
+      <w:tblPr>
+        <w:tblStyle w:val="TableGrid"/>
+        <w:tblW w:w="0" w:type="auto"/>
+        <w:tblLook w:val="04A0" w:firstRow="1" w:lastRow="0" w:firstColumn="1" w:lastColumn="0" w:noHBand="0" w:noVBand="1"/>
+      </w:tblPr>
+      <w:tblGrid>
+        <w:gridCol w:w="1262"/>
+        <w:gridCol w:w="686"/>
+        <w:gridCol w:w="900"/>
+        <w:gridCol w:w="898"/>
+        <w:gridCol w:w="908"/>
+        <w:gridCol w:w="892"/>
+        <w:gridCol w:w="903"/>
+        <w:gridCol w:w="727"/>
+        <w:gridCol w:w="727"/>
+        <w:gridCol w:w="727"/>
+      </w:tblGrid>
+      <w:tr>
+        <w:tc>
+          <w:tcPr>
+            <w:tcW w:w="1262" w:type="dxa"/>
+            <w:vMerge w:val="restart"/>
+          </w:tcPr>
+          <w:p>
+            <w:pPr>
+              <w:pStyle w:val="NormalWeb"/>
+              <w:tabs>
+                <w:tab w:val="left" w:pos="567"/>
+                <w:tab w:val="left" w:pos="1134"/>
+              </w:tabs>
+              <w:spacing w:before="0" w:beforeAutospacing="0" w:after="0" w:afterAutospacing="0"/>
+              <w:contextualSpacing/>
+              <w:jc w:val="center"/>
+              <w:rPr>
+                <w:rFonts w:ascii="TH Sarabun New" w:hAnsi="TH Sarabun New" w:cs="TH Sarabun New" w:hint="cs"/>
+                <w:sz w:val="32"/>
+                <w:szCs w:val="32"/>
+                <w:cs/>
+              </w:rPr>
+            </w:pPr>
+            <w:r>
+              <w:rPr>
+                <w:rFonts w:ascii="TH Sarabun New" w:hAnsi="TH Sarabun New" w:cs="TH Sarabun New" w:hint="cs"/>
+                <w:sz w:val="32"/>
+                <w:szCs w:val="32"/>
+                <w:cs/>
+              </w:rPr>
+              <w:t>รายการ</w:t>
+            </w:r>
+          </w:p>
+        </w:tc>
+        <w:tc>
+          <w:tcPr>
+            <w:tcW w:w="4284" w:type="dxa"/>
+            <w:gridSpan w:val="5"/>
+          </w:tcPr>
+          <w:p>
+            <w:pPr>
+              <w:pStyle w:val="NormalWeb"/>
+              <w:tabs>
+                <w:tab w:val="left" w:pos="567"/>
+                <w:tab w:val="left" w:pos="1134"/>
+              </w:tabs>
+              <w:spacing w:before="0" w:beforeAutospacing="0" w:after="0" w:afterAutospacing="0"/>
+              <w:contextualSpacing/>
+              <w:jc w:val="center"/>
+              <w:rPr>
+                <w:rFonts w:ascii="TH Sarabun New" w:hAnsi="TH Sarabun New" w:cs="TH Sarabun New"/>
+                <w:sz w:val="32"/>
+                <w:szCs w:val="32"/>
+              </w:rPr>
+            </w:pPr>
+            <w:r>
+              <w:rPr>
+                <w:rFonts w:ascii="TH Sarabun New" w:hAnsi="TH Sarabun New" w:cs="TH Sarabun New" w:hint="cs"/>
+                <w:sz w:val="32"/>
+                <w:szCs w:val="32"/>
+                <w:cs/>
+              </w:rPr>
+              <w:t>พ.ศ.2569</w:t>
+            </w:r>
+          </w:p>
+        </w:tc>
+        <w:tc>
+          <w:tcPr>
+            <w:tcW w:w="3084" w:type="dxa"/>
+            <w:gridSpan w:val="4"/>
+          </w:tcPr>
+          <w:p>
+            <w:pPr>
+              <w:pStyle w:val="NormalWeb"/>
+              <w:tabs>
+                <w:tab w:val="left" w:pos="567"/>
+                <w:tab w:val="left" w:pos="1134"/>
+              </w:tabs>
+              <w:spacing w:before="0" w:beforeAutospacing="0" w:after="0" w:afterAutospacing="0"/>
+              <w:contextualSpacing/>
+              <w:jc w:val="center"/>
+              <w:rPr>
+                <w:rFonts w:ascii="TH Sarabun New" w:hAnsi="TH Sarabun New" w:cs="TH Sarabun New"/>
+                <w:sz w:val="32"/>
+                <w:szCs w:val="32"/>
+              </w:rPr>
+            </w:pPr>
+            <w:r>
+              <w:rPr>
+                <w:rFonts w:ascii="TH Sarabun New" w:hAnsi="TH Sarabun New" w:cs="TH Sarabun New" w:hint="cs"/>
+                <w:sz w:val="32"/>
+                <w:szCs w:val="32"/>
+                <w:cs/>
+              </w:rPr>
+              <w:t>พ.ศ.25</w:t>
+            </w:r>
+            <w:r>
+              <w:rPr>
+                <w:rFonts w:ascii="TH Sarabun New" w:hAnsi="TH Sarabun New" w:cs="TH Sarabun New" w:hint="cs"/>
+                <w:sz w:val="32"/>
+                <w:szCs w:val="32"/>
+                <w:cs/>
+              </w:rPr>
+              <w:t>70</w:t>
+            </w:r>
+          </w:p>
+        </w:tc>
+      </w:tr>
+      <w:tr>
+        <w:tc>
+          <w:tcPr>
+            <w:tcW w:w="1262" w:type="dxa"/>
+            <w:vMerge/>
+          </w:tcPr>
+          <w:p>
+            <w:pPr>
+              <w:pStyle w:val="NormalWeb"/>
+              <w:tabs>
+                <w:tab w:val="left" w:pos="567"/>
+                <w:tab w:val="left" w:pos="1134"/>
+              </w:tabs>
+              <w:spacing w:before="0" w:beforeAutospacing="0" w:after="0" w:afterAutospacing="0"/>
+              <w:contextualSpacing/>
+              <w:jc w:val="center"/>
+              <w:rPr>
+                <w:rFonts w:ascii="TH Sarabun New" w:hAnsi="TH Sarabun New" w:cs="TH Sarabun New"/>
+                <w:sz w:val="32"/>
+                <w:szCs w:val="32"/>
+              </w:rPr>
+            </w:pPr>
+          </w:p>
+        </w:tc>
+        <w:tc>
+          <w:tcPr>
+            <w:tcW w:w="686" w:type="dxa"/>
+          </w:tcPr>
+          <w:p>
+            <w:pPr>
+              <w:pStyle w:val="NormalWeb"/>
+              <w:tabs>
+                <w:tab w:val="left" w:pos="567"/>
+                <w:tab w:val="left" w:pos="1134"/>
+              </w:tabs>
+              <w:spacing w:before="0" w:beforeAutospacing="0" w:after="0" w:afterAutospacing="0"/>
+              <w:contextualSpacing/>
+              <w:jc w:val="center"/>
+              <w:rPr>
+                <w:rFonts w:ascii="TH Sarabun New" w:hAnsi="TH Sarabun New" w:cs="TH Sarabun New"/>
+                <w:sz w:val="32"/>
+                <w:szCs w:val="32"/>
+              </w:rPr>
+            </w:pPr>
+            <w:r>
+              <w:rPr>
+                <w:rFonts w:ascii="TH Sarabun New" w:hAnsi="TH Sarabun New" w:cs="TH Sarabun New" w:hint="cs"/>
+                <w:sz w:val="32"/>
+                <w:szCs w:val="32"/>
+                <w:cs/>
+              </w:rPr>
+              <w:t>ก.ค</w:t>
+            </w:r>
+            <w:r>
+              <w:rPr>
+                <w:rFonts w:ascii="TH Sarabun New" w:hAnsi="TH Sarabun New" w:cs="TH Sarabun New"/>
+                <w:sz w:val="32"/>
+                <w:szCs w:val="32"/>
+              </w:rPr>
+              <w:t>.</w:t>
+            </w:r>
+          </w:p>
+        </w:tc>
+        <w:tc>
+          <w:tcPr>
+            <w:tcW w:w="900" w:type="dxa"/>
+          </w:tcPr>
+          <w:p>
+            <w:pPr>
+              <w:pStyle w:val="NormalWeb"/>
+              <w:tabs>
+                <w:tab w:val="left" w:pos="567"/>
+                <w:tab w:val="left" w:pos="1134"/>
+              </w:tabs>
+              <w:spacing w:before="0" w:beforeAutospacing="0" w:after="0" w:afterAutospacing="0"/>
+              <w:contextualSpacing/>
+              <w:jc w:val="center"/>
+              <w:rPr>
+                <w:rFonts w:ascii="TH Sarabun New" w:hAnsi="TH Sarabun New" w:cs="TH Sarabun New" w:hint="cs"/>
+                <w:sz w:val="32"/>
+                <w:szCs w:val="32"/>
+              </w:rPr>
+            </w:pPr>
+            <w:r>
+              <w:rPr>
+                <w:rFonts w:ascii="TH Sarabun New" w:hAnsi="TH Sarabun New" w:cs="TH Sarabun New" w:hint="cs"/>
+                <w:sz w:val="32"/>
+                <w:szCs w:val="32"/>
+                <w:cs/>
+              </w:rPr>
+              <w:t>ส</w:t>
+            </w:r>
+            <w:r>
+              <w:rPr>
+                <w:rFonts w:ascii="TH Sarabun New" w:hAnsi="TH Sarabun New" w:cs="TH Sarabun New"/>
+                <w:sz w:val="32"/>
+                <w:szCs w:val="32"/>
+              </w:rPr>
+              <w:t>.</w:t>
+            </w:r>
+            <w:r>
+              <w:rPr>
+                <w:rFonts w:ascii="TH Sarabun New" w:hAnsi="TH Sarabun New" w:cs="TH Sarabun New" w:hint="cs"/>
+                <w:sz w:val="32"/>
+                <w:szCs w:val="32"/>
+                <w:cs/>
+              </w:rPr>
+              <w:t>ค</w:t>
+            </w:r>
+            <w:r>
+              <w:rPr>
+                <w:rFonts w:ascii="TH Sarabun New" w:hAnsi="TH Sarabun New" w:cs="TH Sarabun New"/>
+                <w:sz w:val="32"/>
+                <w:szCs w:val="32"/>
+              </w:rPr>
+              <w:t>.</w:t>
+            </w:r>
+          </w:p>
+        </w:tc>
+        <w:tc>
+          <w:tcPr>
+            <w:tcW w:w="898" w:type="dxa"/>
+          </w:tcPr>
+          <w:p>
+            <w:pPr>
+              <w:pStyle w:val="NormalWeb"/>
+              <w:tabs>
+                <w:tab w:val="left" w:pos="567"/>
+                <w:tab w:val="left" w:pos="1134"/>
+              </w:tabs>
+              <w:spacing w:before="0" w:beforeAutospacing="0" w:after="0" w:afterAutospacing="0"/>
+              <w:contextualSpacing/>
+              <w:jc w:val="center"/>
+              <w:rPr>
+                <w:rFonts w:ascii="TH Sarabun New" w:hAnsi="TH Sarabun New" w:cs="TH Sarabun New" w:hint="cs"/>
+                <w:sz w:val="32"/>
+                <w:szCs w:val="32"/>
+                <w:cs/>
+              </w:rPr>
+            </w:pPr>
+            <w:r>
+              <w:rPr>
+                <w:rFonts w:ascii="TH Sarabun New" w:hAnsi="TH Sarabun New" w:cs="TH Sarabun New" w:hint="cs"/>
+                <w:sz w:val="32"/>
+                <w:szCs w:val="32"/>
+                <w:cs/>
+              </w:rPr>
+              <w:t>ก.ย.</w:t>
+            </w:r>
+          </w:p>
+        </w:tc>
+        <w:tc>
+          <w:tcPr>
+            <w:tcW w:w="908" w:type="dxa"/>
+          </w:tcPr>
+          <w:p>
+            <w:pPr>
+              <w:pStyle w:val="NormalWeb"/>
+              <w:tabs>
+                <w:tab w:val="left" w:pos="567"/>
+                <w:tab w:val="left" w:pos="1134"/>
+              </w:tabs>
+              <w:spacing w:before="0" w:beforeAutospacing="0" w:after="0" w:afterAutospacing="0"/>
+              <w:contextualSpacing/>
+              <w:jc w:val="center"/>
+              <w:rPr>
+                <w:rFonts w:ascii="TH Sarabun New" w:hAnsi="TH Sarabun New" w:cs="TH Sarabun New" w:hint="cs"/>
+                <w:sz w:val="32"/>
+                <w:szCs w:val="32"/>
+              </w:rPr>
+            </w:pPr>
+            <w:r>
+              <w:rPr>
+                <w:rFonts w:ascii="TH Sarabun New" w:hAnsi="TH Sarabun New" w:cs="TH Sarabun New" w:hint="cs"/>
+                <w:sz w:val="32"/>
+                <w:szCs w:val="32"/>
+                <w:cs/>
+              </w:rPr>
+              <w:t>พ.ย.</w:t>
+            </w:r>
+          </w:p>
+        </w:tc>
+        <w:tc>
+          <w:tcPr>
+            <w:tcW w:w="892" w:type="dxa"/>
+          </w:tcPr>
+          <w:p>
+            <w:pPr>
+              <w:pStyle w:val="NormalWeb"/>
+              <w:tabs>
+                <w:tab w:val="left" w:pos="567"/>
+                <w:tab w:val="left" w:pos="1134"/>
+              </w:tabs>
+              <w:spacing w:before="0" w:beforeAutospacing="0" w:after="0" w:afterAutospacing="0"/>
+              <w:contextualSpacing/>
+              <w:jc w:val="center"/>
+              <w:rPr>
+                <w:rFonts w:ascii="TH Sarabun New" w:hAnsi="TH Sarabun New" w:cs="TH Sarabun New" w:hint="cs"/>
+                <w:sz w:val="32"/>
+                <w:szCs w:val="32"/>
+              </w:rPr>
+            </w:pPr>
+            <w:r>
+              <w:rPr>
+                <w:rFonts w:ascii="TH Sarabun New" w:hAnsi="TH Sarabun New" w:cs="TH Sarabun New" w:hint="cs"/>
+                <w:sz w:val="32"/>
+                <w:szCs w:val="32"/>
+                <w:cs/>
+              </w:rPr>
+              <w:t>ธ.ค.</w:t>
+            </w:r>
+          </w:p>
+        </w:tc>
+        <w:tc>
+          <w:tcPr>
+            <w:tcW w:w="903" w:type="dxa"/>
+          </w:tcPr>
+          <w:p>
+            <w:pPr>
+              <w:pStyle w:val="NormalWeb"/>
+              <w:tabs>
+                <w:tab w:val="left" w:pos="567"/>
+                <w:tab w:val="left" w:pos="1134"/>
+              </w:tabs>
+              <w:spacing w:before="0" w:beforeAutospacing="0" w:after="0" w:afterAutospacing="0"/>
+              <w:contextualSpacing/>
+              <w:jc w:val="center"/>
+              <w:rPr>
+                <w:rFonts w:ascii="TH Sarabun New" w:hAnsi="TH Sarabun New" w:cs="TH Sarabun New"/>
+                <w:sz w:val="32"/>
+                <w:szCs w:val="32"/>
+              </w:rPr>
+            </w:pPr>
+            <w:r>
+              <w:rPr>
+                <w:rFonts w:ascii="TH Sarabun New" w:hAnsi="TH Sarabun New" w:cs="TH Sarabun New" w:hint="cs"/>
+                <w:sz w:val="32"/>
+                <w:szCs w:val="32"/>
+                <w:cs/>
+              </w:rPr>
+              <w:t>ม.ค.</w:t>
+            </w:r>
+          </w:p>
+        </w:tc>
+        <w:tc>
+          <w:tcPr>
+            <w:tcW w:w="727" w:type="dxa"/>
+          </w:tcPr>
+          <w:p>
+            <w:pPr>
+              <w:pStyle w:val="NormalWeb"/>
+              <w:tabs>
+                <w:tab w:val="left" w:pos="567"/>
+                <w:tab w:val="left" w:pos="1134"/>
+              </w:tabs>
+              <w:spacing w:before="0" w:beforeAutospacing="0" w:after="0" w:afterAutospacing="0"/>
+              <w:contextualSpacing/>
+              <w:jc w:val="center"/>
+              <w:rPr>
+                <w:rFonts w:ascii="TH Sarabun New" w:hAnsi="TH Sarabun New" w:cs="TH Sarabun New" w:hint="cs"/>
+                <w:sz w:val="32"/>
+                <w:szCs w:val="32"/>
+                <w:cs/>
+              </w:rPr>
+            </w:pPr>
+            <w:r>
+              <w:rPr>
+                <w:rFonts w:ascii="TH Sarabun New" w:hAnsi="TH Sarabun New" w:cs="TH Sarabun New" w:hint="cs"/>
+                <w:sz w:val="32"/>
+                <w:szCs w:val="32"/>
+                <w:cs/>
+              </w:rPr>
+              <w:t>ก.พ.</w:t>
+            </w:r>
+          </w:p>
+        </w:tc>
+        <w:tc>
+          <w:tcPr>
+            <w:tcW w:w="727" w:type="dxa"/>
+          </w:tcPr>
+          <w:p>
+            <w:pPr>
+              <w:pStyle w:val="NormalWeb"/>
+              <w:tabs>
+                <w:tab w:val="left" w:pos="567"/>
+                <w:tab w:val="left" w:pos="1134"/>
+              </w:tabs>
+              <w:spacing w:before="0" w:beforeAutospacing="0" w:after="0" w:afterAutospacing="0"/>
+              <w:contextualSpacing/>
+              <w:jc w:val="center"/>
+              <w:rPr>
+                <w:rFonts w:ascii="TH Sarabun New" w:hAnsi="TH Sarabun New" w:cs="TH Sarabun New" w:hint="cs"/>
+                <w:sz w:val="32"/>
+                <w:szCs w:val="32"/>
+                <w:cs/>
+              </w:rPr>
+            </w:pPr>
+            <w:r>
+              <w:rPr>
+                <w:rFonts w:ascii="TH Sarabun New" w:hAnsi="TH Sarabun New" w:cs="TH Sarabun New" w:hint="cs"/>
+                <w:sz w:val="32"/>
+                <w:szCs w:val="32"/>
+                <w:cs/>
+              </w:rPr>
+              <w:t>มี.ค.</w:t>
+            </w:r>
+          </w:p>
+        </w:tc>
+        <w:tc>
+          <w:tcPr>
+            <w:tcW w:w="727" w:type="dxa"/>
+          </w:tcPr>
+          <w:p>
+            <w:pPr>
+              <w:pStyle w:val="NormalWeb"/>
+              <w:tabs>
+                <w:tab w:val="left" w:pos="567"/>
+                <w:tab w:val="left" w:pos="1134"/>
+              </w:tabs>
+              <w:spacing w:before="0" w:beforeAutospacing="0" w:after="0" w:afterAutospacing="0"/>
+              <w:contextualSpacing/>
+              <w:jc w:val="center"/>
+              <w:rPr>
+                <w:rFonts w:ascii="TH Sarabun New" w:hAnsi="TH Sarabun New" w:cs="TH Sarabun New" w:hint="cs"/>
+                <w:sz w:val="32"/>
+                <w:szCs w:val="32"/>
+                <w:cs/>
+              </w:rPr>
+            </w:pPr>
+            <w:r>
+              <w:rPr>
+                <w:rFonts w:ascii="TH Sarabun New" w:hAnsi="TH Sarabun New" w:cs="TH Sarabun New" w:hint="cs"/>
+                <w:sz w:val="32"/>
+                <w:szCs w:val="32"/>
+                <w:cs/>
+              </w:rPr>
+              <w:t>เม.ย.</w:t>
+            </w:r>
+          </w:p>
+        </w:tc>
+      </w:tr>
+      <w:tr>
+        <w:tc>
+          <w:tcPr>
+            <w:tcW w:w="1262" w:type="dxa"/>
+          </w:tcPr>
+          <w:p>
+            <w:pPr>
+              <w:pStyle w:val="NormalWeb"/>
+              <w:tabs>
+                <w:tab w:val="left" w:pos="567"/>
+                <w:tab w:val="left" w:pos="1134"/>
+              </w:tabs>
+              <w:spacing w:before="0" w:beforeAutospacing="0" w:after="0" w:afterAutospacing="0"/>
+              <w:contextualSpacing/>
+              <w:jc w:val="center"/>
+              <w:rPr>
+                <w:rFonts w:ascii="TH Sarabun New" w:hAnsi="TH Sarabun New" w:cs="TH Sarabun New" w:hint="cs"/>
+                <w:sz w:val="32"/>
+                <w:szCs w:val="32"/>
+                <w:cs/>
+              </w:rPr>
+            </w:pPr>
+            <w:r>
+              <w:rPr>
+                <w:rFonts w:ascii="TH Sarabun New" w:hAnsi="TH Sarabun New" w:cs="TH Sarabun New" w:hint="cs"/>
+                <w:sz w:val="32"/>
+                <w:szCs w:val="32"/>
+                <w:cs/>
+              </w:rPr>
+              <w:t>ศึกษาและค้นหาหัวข้อโครงงาน</w:t>
+            </w:r>
+          </w:p>
+        </w:tc>
+        <w:tc>
+          <w:tcPr>
+            <w:tcW w:w="686" w:type="dxa"/>
+          </w:tcPr>
+          <w:p>
+            <w:pPr>
+              <w:pStyle w:val="NormalWeb"/>
+              <w:tabs>
+                <w:tab w:val="left" w:pos="567"/>
+                <w:tab w:val="left" w:pos="1134"/>
+              </w:tabs>
+              <w:spacing w:before="0" w:beforeAutospacing="0" w:after="0" w:afterAutospacing="0"/>
+              <w:contextualSpacing/>
+              <w:jc w:val="center"/>
+              <w:rPr>
+                <w:rFonts w:ascii="TH Sarabun New" w:hAnsi="TH Sarabun New" w:cs="TH Sarabun New" w:hint="cs"/>
+                <w:sz w:val="32"/>
+                <w:szCs w:val="32"/>
+                <w:cs/>
+              </w:rPr>
+            </w:pPr>
+          </w:p>
+        </w:tc>
+        <w:tc>
+          <w:tcPr>
+            <w:tcW w:w="900" w:type="dxa"/>
+          </w:tcPr>
+          <w:p>
+            <w:pPr>
+              <w:pStyle w:val="NormalWeb"/>
+              <w:tabs>
+                <w:tab w:val="left" w:pos="567"/>
+                <w:tab w:val="left" w:pos="1134"/>
+              </w:tabs>
+              <w:spacing w:before="0" w:beforeAutospacing="0" w:after="0" w:afterAutospacing="0"/>
+              <w:contextualSpacing/>
+              <w:jc w:val="center"/>
+              <w:rPr>
+                <w:rFonts w:ascii="TH Sarabun New" w:hAnsi="TH Sarabun New" w:cs="TH Sarabun New" w:hint="cs"/>
+                <w:sz w:val="32"/>
+                <w:szCs w:val="32"/>
+                <w:cs/>
+              </w:rPr>
+            </w:pPr>
+          </w:p>
+        </w:tc>
+        <w:tc>
+          <w:tcPr>
+            <w:tcW w:w="898" w:type="dxa"/>
+          </w:tcPr>
+          <w:p>
+            <w:pPr>
+              <w:pStyle w:val="NormalWeb"/>
+              <w:tabs>
+                <w:tab w:val="left" w:pos="567"/>
+                <w:tab w:val="left" w:pos="1134"/>
+              </w:tabs>
+              <w:spacing w:before="0" w:beforeAutospacing="0" w:after="0" w:afterAutospacing="0"/>
+              <w:contextualSpacing/>
+              <w:jc w:val="center"/>
+              <w:rPr>
+                <w:rFonts w:ascii="TH Sarabun New" w:hAnsi="TH Sarabun New" w:cs="TH Sarabun New" w:hint="cs"/>
+                <w:sz w:val="32"/>
+                <w:szCs w:val="32"/>
+                <w:cs/>
+              </w:rPr>
+            </w:pPr>
+          </w:p>
+        </w:tc>
+        <w:tc>
+          <w:tcPr>
+            <w:tcW w:w="908" w:type="dxa"/>
+          </w:tcPr>
+          <w:p>
+            <w:pPr>
+              <w:pStyle w:val="NormalWeb"/>
+              <w:tabs>
+                <w:tab w:val="left" w:pos="567"/>
+                <w:tab w:val="left" w:pos="1134"/>
+              </w:tabs>
+              <w:spacing w:before="0" w:beforeAutospacing="0" w:after="0" w:afterAutospacing="0"/>
+              <w:contextualSpacing/>
+              <w:jc w:val="center"/>
+              <w:rPr>
+                <w:rFonts w:ascii="TH Sarabun New" w:hAnsi="TH Sarabun New" w:cs="TH Sarabun New" w:hint="cs"/>
+                <w:sz w:val="32"/>
+                <w:szCs w:val="32"/>
+                <w:cs/>
+              </w:rPr>
+            </w:pPr>
+          </w:p>
+        </w:tc>
+        <w:tc>
+          <w:tcPr>
+            <w:tcW w:w="892" w:type="dxa"/>
+          </w:tcPr>
+          <w:p>
+            <w:pPr>
+              <w:pStyle w:val="NormalWeb"/>
+              <w:tabs>
+                <w:tab w:val="left" w:pos="567"/>
+                <w:tab w:val="left" w:pos="1134"/>
+              </w:tabs>
+              <w:spacing w:before="0" w:beforeAutospacing="0" w:after="0" w:afterAutospacing="0"/>
+              <w:contextualSpacing/>
+              <w:jc w:val="center"/>
+              <w:rPr>
+                <w:rFonts w:ascii="TH Sarabun New" w:hAnsi="TH Sarabun New" w:cs="TH Sarabun New" w:hint="cs"/>
+                <w:sz w:val="32"/>
+                <w:szCs w:val="32"/>
+                <w:cs/>
+              </w:rPr>
+            </w:pPr>
+          </w:p>
+        </w:tc>
+        <w:tc>
+          <w:tcPr>
+            <w:tcW w:w="903" w:type="dxa"/>
+          </w:tcPr>
+          <w:p>
+            <w:pPr>
+              <w:pStyle w:val="NormalWeb"/>
+              <w:tabs>
+                <w:tab w:val="left" w:pos="567"/>
+                <w:tab w:val="left" w:pos="1134"/>
+              </w:tabs>
+              <w:spacing w:before="0" w:beforeAutospacing="0" w:after="0" w:afterAutospacing="0"/>
+              <w:contextualSpacing/>
+              <w:jc w:val="center"/>
+              <w:rPr>
+                <w:rFonts w:ascii="TH Sarabun New" w:hAnsi="TH Sarabun New" w:cs="TH Sarabun New" w:hint="cs"/>
+                <w:sz w:val="32"/>
+                <w:szCs w:val="32"/>
+                <w:cs/>
+              </w:rPr>
+            </w:pPr>
+          </w:p>
+        </w:tc>
+        <w:tc>
+          <w:tcPr>
+            <w:tcW w:w="727" w:type="dxa"/>
+          </w:tcPr>
+          <w:p>
+            <w:pPr>
+              <w:pStyle w:val="NormalWeb"/>
+              <w:tabs>
+                <w:tab w:val="left" w:pos="567"/>
+                <w:tab w:val="left" w:pos="1134"/>
+              </w:tabs>
+              <w:spacing w:before="0" w:beforeAutospacing="0" w:after="0" w:afterAutospacing="0"/>
+              <w:contextualSpacing/>
+              <w:jc w:val="center"/>
+              <w:rPr>
+                <w:rFonts w:ascii="TH Sarabun New" w:hAnsi="TH Sarabun New" w:cs="TH Sarabun New" w:hint="cs"/>
+                <w:sz w:val="32"/>
+                <w:szCs w:val="32"/>
+                <w:cs/>
+              </w:rPr>
+            </w:pPr>
+          </w:p>
+        </w:tc>
+        <w:tc>
+          <w:tcPr>
+            <w:tcW w:w="727" w:type="dxa"/>
+          </w:tcPr>
+          <w:p>
+            <w:pPr>
+              <w:pStyle w:val="NormalWeb"/>
+              <w:tabs>
+                <w:tab w:val="left" w:pos="567"/>
+                <w:tab w:val="left" w:pos="1134"/>
+              </w:tabs>
+              <w:spacing w:before="0" w:beforeAutospacing="0" w:after="0" w:afterAutospacing="0"/>
+              <w:contextualSpacing/>
+              <w:jc w:val="center"/>
+              <w:rPr>
+                <w:rFonts w:ascii="TH Sarabun New" w:hAnsi="TH Sarabun New" w:cs="TH Sarabun New" w:hint="cs"/>
+                <w:sz w:val="32"/>
+                <w:szCs w:val="32"/>
+                <w:cs/>
+              </w:rPr>
+            </w:pPr>
+          </w:p>
+        </w:tc>
+        <w:tc>
+          <w:tcPr>
+            <w:tcW w:w="727" w:type="dxa"/>
+          </w:tcPr>
+          <w:p>
+            <w:pPr>
+              <w:pStyle w:val="NormalWeb"/>
+              <w:tabs>
+                <w:tab w:val="left" w:pos="567"/>
+                <w:tab w:val="left" w:pos="1134"/>
+              </w:tabs>
+              <w:spacing w:before="0" w:beforeAutospacing="0" w:after="0" w:afterAutospacing="0"/>
+              <w:contextualSpacing/>
+              <w:jc w:val="center"/>
+              <w:rPr>
+                <w:rFonts w:ascii="TH Sarabun New" w:hAnsi="TH Sarabun New" w:cs="TH Sarabun New" w:hint="cs"/>
+                <w:sz w:val="32"/>
+                <w:szCs w:val="32"/>
+                <w:cs/>
+              </w:rPr>
+            </w:pPr>
+          </w:p>
+        </w:tc>
+      </w:tr>
+      <w:tr>
+        <w:tc>
+          <w:tcPr>
+            <w:tcW w:w="1262" w:type="dxa"/>
+          </w:tcPr>
+          <w:p>
+            <w:pPr>
+              <w:pStyle w:val="NormalWeb"/>
+              <w:tabs>
+                <w:tab w:val="left" w:pos="567"/>
+                <w:tab w:val="left" w:pos="1134"/>
+              </w:tabs>
+              <w:spacing w:before="0" w:beforeAutospacing="0" w:after="0" w:afterAutospacing="0"/>
+              <w:contextualSpacing/>
+              <w:jc w:val="center"/>
+              <w:rPr>
+                <w:rFonts w:ascii="TH Sarabun New" w:hAnsi="TH Sarabun New" w:cs="TH Sarabun New"/>
+                <w:sz w:val="32"/>
+                <w:szCs w:val="32"/>
+              </w:rPr>
+            </w:pPr>
+          </w:p>
+        </w:tc>
+        <w:tc>
+          <w:tcPr>
+            <w:tcW w:w="686" w:type="dxa"/>
+          </w:tcPr>
+          <w:p>
+            <w:pPr>
+              <w:pStyle w:val="NormalWeb"/>
+              <w:tabs>
+                <w:tab w:val="left" w:pos="567"/>
+                <w:tab w:val="left" w:pos="1134"/>
+              </w:tabs>
+              <w:spacing w:before="0" w:beforeAutospacing="0" w:after="0" w:afterAutospacing="0"/>
+              <w:contextualSpacing/>
+              <w:jc w:val="center"/>
+              <w:rPr>
+                <w:rFonts w:ascii="TH Sarabun New" w:hAnsi="TH Sarabun New" w:cs="TH Sarabun New" w:hint="cs"/>
+                <w:sz w:val="32"/>
+                <w:szCs w:val="32"/>
+                <w:cs/>
+              </w:rPr>
+            </w:pPr>
+          </w:p>
+        </w:tc>
+        <w:tc>
+          <w:tcPr>
+            <w:tcW w:w="900" w:type="dxa"/>
+          </w:tcPr>
+          <w:p>
+            <w:pPr>
+              <w:pStyle w:val="NormalWeb"/>
+              <w:tabs>
+                <w:tab w:val="left" w:pos="567"/>
+                <w:tab w:val="left" w:pos="1134"/>
+              </w:tabs>
+              <w:spacing w:before="0" w:beforeAutospacing="0" w:after="0" w:afterAutospacing="0"/>
+              <w:contextualSpacing/>
+              <w:jc w:val="center"/>
+              <w:rPr>
+                <w:rFonts w:ascii="TH Sarabun New" w:hAnsi="TH Sarabun New" w:cs="TH Sarabun New" w:hint="cs"/>
+                <w:sz w:val="32"/>
+                <w:szCs w:val="32"/>
+                <w:cs/>
+              </w:rPr>
+            </w:pPr>
+          </w:p>
+        </w:tc>
+        <w:tc>
+          <w:tcPr>
+            <w:tcW w:w="898" w:type="dxa"/>
+          </w:tcPr>
+          <w:p>
+            <w:pPr>
+              <w:pStyle w:val="NormalWeb"/>
+              <w:tabs>
+                <w:tab w:val="left" w:pos="567"/>
+                <w:tab w:val="left" w:pos="1134"/>
+              </w:tabs>
+              <w:spacing w:before="0" w:beforeAutospacing="0" w:after="0" w:afterAutospacing="0"/>
+              <w:contextualSpacing/>
+              <w:jc w:val="center"/>
+              <w:rPr>
+                <w:rFonts w:ascii="TH Sarabun New" w:hAnsi="TH Sarabun New" w:cs="TH Sarabun New" w:hint="cs"/>
+                <w:sz w:val="32"/>
+                <w:szCs w:val="32"/>
+                <w:cs/>
+              </w:rPr>
+            </w:pPr>
+          </w:p>
+        </w:tc>
+        <w:tc>
+          <w:tcPr>
+            <w:tcW w:w="908" w:type="dxa"/>
+          </w:tcPr>
+          <w:p>
+            <w:pPr>
+              <w:pStyle w:val="NormalWeb"/>
+              <w:tabs>
+                <w:tab w:val="left" w:pos="567"/>
+                <w:tab w:val="left" w:pos="1134"/>
+              </w:tabs>
+              <w:spacing w:before="0" w:beforeAutospacing="0" w:after="0" w:afterAutospacing="0"/>
+              <w:contextualSpacing/>
+              <w:jc w:val="center"/>
+              <w:rPr>
+                <w:rFonts w:ascii="TH Sarabun New" w:hAnsi="TH Sarabun New" w:cs="TH Sarabun New" w:hint="cs"/>
+                <w:sz w:val="32"/>
+                <w:szCs w:val="32"/>
+                <w:cs/>
+              </w:rPr>
+            </w:pPr>
+          </w:p>
+        </w:tc>
+        <w:tc>
+          <w:tcPr>
+            <w:tcW w:w="892" w:type="dxa"/>
+          </w:tcPr>
+          <w:p>
+            <w:pPr>
+              <w:pStyle w:val="NormalWeb"/>
+              <w:tabs>
+                <w:tab w:val="left" w:pos="567"/>
+                <w:tab w:val="left" w:pos="1134"/>
+              </w:tabs>
+              <w:spacing w:before="0" w:beforeAutospacing="0" w:after="0" w:afterAutospacing="0"/>
+              <w:contextualSpacing/>
+              <w:jc w:val="center"/>
+              <w:rPr>
+                <w:rFonts w:ascii="TH Sarabun New" w:hAnsi="TH Sarabun New" w:cs="TH Sarabun New" w:hint="cs"/>
+                <w:sz w:val="32"/>
+                <w:szCs w:val="32"/>
+                <w:cs/>
+              </w:rPr>
+            </w:pPr>
+          </w:p>
+        </w:tc>
+        <w:tc>
+          <w:tcPr>
+            <w:tcW w:w="903" w:type="dxa"/>
+          </w:tcPr>
+          <w:p>
+            <w:pPr>
+              <w:pStyle w:val="NormalWeb"/>
+              <w:tabs>
+                <w:tab w:val="left" w:pos="567"/>
+                <w:tab w:val="left" w:pos="1134"/>
+              </w:tabs>
+              <w:spacing w:before="0" w:beforeAutospacing="0" w:after="0" w:afterAutospacing="0"/>
+              <w:contextualSpacing/>
+              <w:jc w:val="center"/>
+              <w:rPr>
+                <w:rFonts w:ascii="TH Sarabun New" w:hAnsi="TH Sarabun New" w:cs="TH Sarabun New" w:hint="cs"/>
+                <w:sz w:val="32"/>
+                <w:szCs w:val="32"/>
+                <w:cs/>
+              </w:rPr>
+            </w:pPr>
+          </w:p>
+        </w:tc>
+        <w:tc>
+          <w:tcPr>
+            <w:tcW w:w="727" w:type="dxa"/>
+          </w:tcPr>
+          <w:p>
+            <w:pPr>
+              <w:pStyle w:val="NormalWeb"/>
+              <w:tabs>
+                <w:tab w:val="left" w:pos="567"/>
+                <w:tab w:val="left" w:pos="1134"/>
+              </w:tabs>
+              <w:spacing w:before="0" w:beforeAutospacing="0" w:after="0" w:afterAutospacing="0"/>
+              <w:contextualSpacing/>
+              <w:jc w:val="center"/>
+              <w:rPr>
+                <w:rFonts w:ascii="TH Sarabun New" w:hAnsi="TH Sarabun New" w:cs="TH Sarabun New" w:hint="cs"/>
+                <w:sz w:val="32"/>
+                <w:szCs w:val="32"/>
+                <w:cs/>
+              </w:rPr>
+            </w:pPr>
+          </w:p>
+        </w:tc>
+        <w:tc>
+          <w:tcPr>
+            <w:tcW w:w="727" w:type="dxa"/>
+          </w:tcPr>
+          <w:p>
+            <w:pPr>
+              <w:pStyle w:val="NormalWeb"/>
+              <w:tabs>
+                <w:tab w:val="left" w:pos="567"/>
+                <w:tab w:val="left" w:pos="1134"/>
+              </w:tabs>
+              <w:spacing w:before="0" w:beforeAutospacing="0" w:after="0" w:afterAutospacing="0"/>
+              <w:contextualSpacing/>
+              <w:jc w:val="center"/>
+              <w:rPr>
+                <w:rFonts w:ascii="TH Sarabun New" w:hAnsi="TH Sarabun New" w:cs="TH Sarabun New" w:hint="cs"/>
+                <w:sz w:val="32"/>
+                <w:szCs w:val="32"/>
+                <w:cs/>
+              </w:rPr>
+            </w:pPr>
+          </w:p>
+        </w:tc>
+        <w:tc>
+          <w:tcPr>
+            <w:tcW w:w="727" w:type="dxa"/>
+          </w:tcPr>
+          <w:p>
+            <w:pPr>
+              <w:pStyle w:val="NormalWeb"/>
+              <w:tabs>
+                <w:tab w:val="left" w:pos="567"/>
+                <w:tab w:val="left" w:pos="1134"/>
+              </w:tabs>
+              <w:spacing w:before="0" w:beforeAutospacing="0" w:after="0" w:afterAutospacing="0"/>
+              <w:contextualSpacing/>
+              <w:jc w:val="center"/>
+              <w:rPr>
+                <w:rFonts w:ascii="TH Sarabun New" w:hAnsi="TH Sarabun New" w:cs="TH Sarabun New" w:hint="cs"/>
+                <w:sz w:val="32"/>
+                <w:szCs w:val="32"/>
+                <w:cs/>
+              </w:rPr>
+            </w:pPr>
+          </w:p>
+        </w:tc>
+      </w:tr>
+      <w:tr>
+        <w:tc>
+          <w:tcPr>
+            <w:tcW w:w="1262" w:type="dxa"/>
+          </w:tcPr>
+          <w:p>
+            <w:pPr>
+              <w:pStyle w:val="NormalWeb"/>
+              <w:tabs>
+                <w:tab w:val="left" w:pos="567"/>
+                <w:tab w:val="left" w:pos="1134"/>
+              </w:tabs>
+              <w:spacing w:before="0" w:beforeAutospacing="0" w:after="0" w:afterAutospacing="0"/>
+              <w:contextualSpacing/>
+              <w:jc w:val="center"/>
+              <w:rPr>
+                <w:rFonts w:ascii="TH Sarabun New" w:hAnsi="TH Sarabun New" w:cs="TH Sarabun New"/>
+                <w:sz w:val="32"/>
+                <w:szCs w:val="32"/>
+              </w:rPr>
+            </w:pPr>
+          </w:p>
+        </w:tc>
+        <w:tc>
+          <w:tcPr>
+            <w:tcW w:w="686" w:type="dxa"/>
+          </w:tcPr>
+          <w:p>
+            <w:pPr>
+              <w:pStyle w:val="NormalWeb"/>
+              <w:tabs>
+                <w:tab w:val="left" w:pos="567"/>
+                <w:tab w:val="left" w:pos="1134"/>
+              </w:tabs>
+              <w:spacing w:before="0" w:beforeAutospacing="0" w:after="0" w:afterAutospacing="0"/>
+              <w:contextualSpacing/>
+              <w:jc w:val="center"/>
+              <w:rPr>
+                <w:rFonts w:ascii="TH Sarabun New" w:hAnsi="TH Sarabun New" w:cs="TH Sarabun New" w:hint="cs"/>
+                <w:sz w:val="32"/>
+                <w:szCs w:val="32"/>
+                <w:cs/>
+              </w:rPr>
+            </w:pPr>
+          </w:p>
+        </w:tc>
+        <w:tc>
+          <w:tcPr>
+            <w:tcW w:w="900" w:type="dxa"/>
+          </w:tcPr>
+          <w:p>
+            <w:pPr>
+              <w:pStyle w:val="NormalWeb"/>
+              <w:tabs>
+                <w:tab w:val="left" w:pos="567"/>
+                <w:tab w:val="left" w:pos="1134"/>
+              </w:tabs>
+              <w:spacing w:before="0" w:beforeAutospacing="0" w:after="0" w:afterAutospacing="0"/>
+              <w:contextualSpacing/>
+              <w:jc w:val="center"/>
+              <w:rPr>
+                <w:rFonts w:ascii="TH Sarabun New" w:hAnsi="TH Sarabun New" w:cs="TH Sarabun New" w:hint="cs"/>
+                <w:sz w:val="32"/>
+                <w:szCs w:val="32"/>
+                <w:cs/>
+              </w:rPr>
+            </w:pPr>
+          </w:p>
+        </w:tc>
+        <w:tc>
+          <w:tcPr>
+            <w:tcW w:w="898" w:type="dxa"/>
+          </w:tcPr>
+          <w:p>
+            <w:pPr>
+              <w:pStyle w:val="NormalWeb"/>
+              <w:tabs>
+                <w:tab w:val="left" w:pos="567"/>
+                <w:tab w:val="left" w:pos="1134"/>
+              </w:tabs>
+              <w:spacing w:before="0" w:beforeAutospacing="0" w:after="0" w:afterAutospacing="0"/>
+              <w:contextualSpacing/>
+              <w:jc w:val="center"/>
+              <w:rPr>
+                <w:rFonts w:ascii="TH Sarabun New" w:hAnsi="TH Sarabun New" w:cs="TH Sarabun New" w:hint="cs"/>
+                <w:sz w:val="32"/>
+                <w:szCs w:val="32"/>
+                <w:cs/>
+              </w:rPr>
+            </w:pPr>
+          </w:p>
+        </w:tc>
+        <w:tc>
+          <w:tcPr>
+            <w:tcW w:w="908" w:type="dxa"/>
+          </w:tcPr>
+          <w:p>
+            <w:pPr>
+              <w:pStyle w:val="NormalWeb"/>
+              <w:tabs>
+                <w:tab w:val="left" w:pos="567"/>
+                <w:tab w:val="left" w:pos="1134"/>
+              </w:tabs>
+              <w:spacing w:before="0" w:beforeAutospacing="0" w:after="0" w:afterAutospacing="0"/>
+              <w:contextualSpacing/>
+              <w:jc w:val="center"/>
+              <w:rPr>
+                <w:rFonts w:ascii="TH Sarabun New" w:hAnsi="TH Sarabun New" w:cs="TH Sarabun New" w:hint="cs"/>
+                <w:sz w:val="32"/>
+                <w:szCs w:val="32"/>
+                <w:cs/>
+              </w:rPr>
+            </w:pPr>
+          </w:p>
+        </w:tc>
+        <w:tc>
+          <w:tcPr>
+            <w:tcW w:w="892" w:type="dxa"/>
+          </w:tcPr>
+          <w:p>
+            <w:pPr>
+              <w:pStyle w:val="NormalWeb"/>
+              <w:tabs>
+                <w:tab w:val="left" w:pos="567"/>
+                <w:tab w:val="left" w:pos="1134"/>
+              </w:tabs>
+              <w:spacing w:before="0" w:beforeAutospacing="0" w:after="0" w:afterAutospacing="0"/>
+              <w:contextualSpacing/>
+              <w:jc w:val="center"/>
+              <w:rPr>
+                <w:rFonts w:ascii="TH Sarabun New" w:hAnsi="TH Sarabun New" w:cs="TH Sarabun New" w:hint="cs"/>
+                <w:sz w:val="32"/>
+                <w:szCs w:val="32"/>
+                <w:cs/>
+              </w:rPr>
+            </w:pPr>
+          </w:p>
+        </w:tc>
+        <w:tc>
+          <w:tcPr>
+            <w:tcW w:w="903" w:type="dxa"/>
+          </w:tcPr>
+          <w:p>
+            <w:pPr>
+              <w:pStyle w:val="NormalWeb"/>
+              <w:tabs>
+                <w:tab w:val="left" w:pos="567"/>
+                <w:tab w:val="left" w:pos="1134"/>
+              </w:tabs>
+              <w:spacing w:before="0" w:beforeAutospacing="0" w:after="0" w:afterAutospacing="0"/>
+              <w:contextualSpacing/>
+              <w:jc w:val="center"/>
+              <w:rPr>
+                <w:rFonts w:ascii="TH Sarabun New" w:hAnsi="TH Sarabun New" w:cs="TH Sarabun New" w:hint="cs"/>
+                <w:sz w:val="32"/>
+                <w:szCs w:val="32"/>
+                <w:cs/>
+              </w:rPr>
+            </w:pPr>
+          </w:p>
+        </w:tc>
+        <w:tc>
+          <w:tcPr>
+            <w:tcW w:w="727" w:type="dxa"/>
+          </w:tcPr>
+          <w:p>
+            <w:pPr>
+              <w:pStyle w:val="NormalWeb"/>
+              <w:tabs>
+                <w:tab w:val="left" w:pos="567"/>
+                <w:tab w:val="left" w:pos="1134"/>
+              </w:tabs>
+              <w:spacing w:before="0" w:beforeAutospacing="0" w:after="0" w:afterAutospacing="0"/>
+              <w:contextualSpacing/>
+              <w:jc w:val="center"/>
+              <w:rPr>
+                <w:rFonts w:ascii="TH Sarabun New" w:hAnsi="TH Sarabun New" w:cs="TH Sarabun New" w:hint="cs"/>
+                <w:sz w:val="32"/>
+                <w:szCs w:val="32"/>
+                <w:cs/>
+              </w:rPr>
+            </w:pPr>
+          </w:p>
+        </w:tc>
+        <w:tc>
+          <w:tcPr>
+            <w:tcW w:w="727" w:type="dxa"/>
+          </w:tcPr>
+          <w:p>
+            <w:pPr>
+              <w:pStyle w:val="NormalWeb"/>
+              <w:tabs>
+                <w:tab w:val="left" w:pos="567"/>
+                <w:tab w:val="left" w:pos="1134"/>
+              </w:tabs>
+              <w:spacing w:before="0" w:beforeAutospacing="0" w:after="0" w:afterAutospacing="0"/>
+              <w:contextualSpacing/>
+              <w:jc w:val="center"/>
+              <w:rPr>
+                <w:rFonts w:ascii="TH Sarabun New" w:hAnsi="TH Sarabun New" w:cs="TH Sarabun New" w:hint="cs"/>
+                <w:sz w:val="32"/>
+                <w:szCs w:val="32"/>
+                <w:cs/>
+              </w:rPr>
+            </w:pPr>
+          </w:p>
+        </w:tc>
+        <w:tc>
+          <w:tcPr>
+            <w:tcW w:w="727" w:type="dxa"/>
+          </w:tcPr>
+          <w:p>
+            <w:pPr>
+              <w:pStyle w:val="NormalWeb"/>
+              <w:tabs>
+                <w:tab w:val="left" w:pos="567"/>
+                <w:tab w:val="left" w:pos="1134"/>
+              </w:tabs>
+              <w:spacing w:before="0" w:beforeAutospacing="0" w:after="0" w:afterAutospacing="0"/>
+              <w:contextualSpacing/>
+              <w:jc w:val="center"/>
+              <w:rPr>
+                <w:rFonts w:ascii="TH Sarabun New" w:hAnsi="TH Sarabun New" w:cs="TH Sarabun New" w:hint="cs"/>
+                <w:sz w:val="32"/>
+                <w:szCs w:val="32"/>
+                <w:cs/>
+              </w:rPr>
+            </w:pPr>
+          </w:p>
+        </w:tc>
+      </w:tr>
+      <w:tr>
+        <w:tc>
+          <w:tcPr>
+            <w:tcW w:w="1262" w:type="dxa"/>
+          </w:tcPr>
+          <w:p>
+            <w:pPr>
+              <w:pStyle w:val="NormalWeb"/>
+              <w:tabs>
+                <w:tab w:val="left" w:pos="567"/>
+                <w:tab w:val="left" w:pos="1134"/>
+              </w:tabs>
+              <w:spacing w:before="0" w:beforeAutospacing="0" w:after="0" w:afterAutospacing="0"/>
+              <w:contextualSpacing/>
+              <w:jc w:val="center"/>
+              <w:rPr>
+                <w:rFonts w:ascii="TH Sarabun New" w:hAnsi="TH Sarabun New" w:cs="TH Sarabun New"/>
+                <w:sz w:val="32"/>
+                <w:szCs w:val="32"/>
+              </w:rPr>
+            </w:pPr>
+          </w:p>
+        </w:tc>
+        <w:tc>
+          <w:tcPr>
+            <w:tcW w:w="686" w:type="dxa"/>
+          </w:tcPr>
+          <w:p>
+            <w:pPr>
+              <w:pStyle w:val="NormalWeb"/>
+              <w:tabs>
+                <w:tab w:val="left" w:pos="567"/>
+                <w:tab w:val="left" w:pos="1134"/>
+              </w:tabs>
+              <w:spacing w:before="0" w:beforeAutospacing="0" w:after="0" w:afterAutospacing="0"/>
+              <w:contextualSpacing/>
+              <w:jc w:val="center"/>
+              <w:rPr>
+                <w:rFonts w:ascii="TH Sarabun New" w:hAnsi="TH Sarabun New" w:cs="TH Sarabun New" w:hint="cs"/>
+                <w:sz w:val="32"/>
+                <w:szCs w:val="32"/>
+                <w:cs/>
+              </w:rPr>
+            </w:pPr>
+          </w:p>
+        </w:tc>
+        <w:tc>
+          <w:tcPr>
+            <w:tcW w:w="900" w:type="dxa"/>
+          </w:tcPr>
+          <w:p>
+            <w:pPr>
+              <w:pStyle w:val="NormalWeb"/>
+              <w:tabs>
+                <w:tab w:val="left" w:pos="567"/>
+                <w:tab w:val="left" w:pos="1134"/>
+              </w:tabs>
+              <w:spacing w:before="0" w:beforeAutospacing="0" w:after="0" w:afterAutospacing="0"/>
+              <w:contextualSpacing/>
+              <w:jc w:val="center"/>
+              <w:rPr>
+                <w:rFonts w:ascii="TH Sarabun New" w:hAnsi="TH Sarabun New" w:cs="TH Sarabun New" w:hint="cs"/>
+                <w:sz w:val="32"/>
+                <w:szCs w:val="32"/>
+                <w:cs/>
+              </w:rPr>
+            </w:pPr>
+          </w:p>
+        </w:tc>
+        <w:tc>
+          <w:tcPr>
+            <w:tcW w:w="898" w:type="dxa"/>
+          </w:tcPr>
+          <w:p>
+            <w:pPr>
+              <w:pStyle w:val="NormalWeb"/>
+              <w:tabs>
+                <w:tab w:val="left" w:pos="567"/>
+                <w:tab w:val="left" w:pos="1134"/>
+              </w:tabs>
+              <w:spacing w:before="0" w:beforeAutospacing="0" w:after="0" w:afterAutospacing="0"/>
+              <w:contextualSpacing/>
+              <w:jc w:val="center"/>
+              <w:rPr>
+                <w:rFonts w:ascii="TH Sarabun New" w:hAnsi="TH Sarabun New" w:cs="TH Sarabun New" w:hint="cs"/>
+                <w:sz w:val="32"/>
+                <w:szCs w:val="32"/>
+                <w:cs/>
+              </w:rPr>
+            </w:pPr>
+          </w:p>
+        </w:tc>
+        <w:tc>
+          <w:tcPr>
+            <w:tcW w:w="908" w:type="dxa"/>
+          </w:tcPr>
+          <w:p>
+            <w:pPr>
+              <w:pStyle w:val="NormalWeb"/>
+              <w:tabs>
+                <w:tab w:val="left" w:pos="567"/>
+                <w:tab w:val="left" w:pos="1134"/>
+              </w:tabs>
+              <w:spacing w:before="0" w:beforeAutospacing="0" w:after="0" w:afterAutospacing="0"/>
+              <w:contextualSpacing/>
+              <w:jc w:val="center"/>
+              <w:rPr>
+                <w:rFonts w:ascii="TH Sarabun New" w:hAnsi="TH Sarabun New" w:cs="TH Sarabun New" w:hint="cs"/>
+                <w:sz w:val="32"/>
+                <w:szCs w:val="32"/>
+                <w:cs/>
+              </w:rPr>
+            </w:pPr>
+          </w:p>
+        </w:tc>
+        <w:tc>
+          <w:tcPr>
+            <w:tcW w:w="892" w:type="dxa"/>
+          </w:tcPr>
+          <w:p>
+            <w:pPr>
+              <w:pStyle w:val="NormalWeb"/>
+              <w:tabs>
+                <w:tab w:val="left" w:pos="567"/>
+                <w:tab w:val="left" w:pos="1134"/>
+              </w:tabs>
+              <w:spacing w:before="0" w:beforeAutospacing="0" w:after="0" w:afterAutospacing="0"/>
+              <w:contextualSpacing/>
+              <w:jc w:val="center"/>
+              <w:rPr>
+                <w:rFonts w:ascii="TH Sarabun New" w:hAnsi="TH Sarabun New" w:cs="TH Sarabun New" w:hint="cs"/>
+                <w:sz w:val="32"/>
+                <w:szCs w:val="32"/>
+                <w:cs/>
+              </w:rPr>
+            </w:pPr>
+          </w:p>
+        </w:tc>
+        <w:tc>
+          <w:tcPr>
+            <w:tcW w:w="903" w:type="dxa"/>
+          </w:tcPr>
+          <w:p>
+            <w:pPr>
+              <w:pStyle w:val="NormalWeb"/>
+              <w:tabs>
+                <w:tab w:val="left" w:pos="567"/>
+                <w:tab w:val="left" w:pos="1134"/>
+              </w:tabs>
+              <w:spacing w:before="0" w:beforeAutospacing="0" w:after="0" w:afterAutospacing="0"/>
+              <w:contextualSpacing/>
+              <w:jc w:val="center"/>
+              <w:rPr>
+                <w:rFonts w:ascii="TH Sarabun New" w:hAnsi="TH Sarabun New" w:cs="TH Sarabun New" w:hint="cs"/>
+                <w:sz w:val="32"/>
+                <w:szCs w:val="32"/>
+                <w:cs/>
+              </w:rPr>
+            </w:pPr>
+          </w:p>
+        </w:tc>
+        <w:tc>
+          <w:tcPr>
+            <w:tcW w:w="727" w:type="dxa"/>
+          </w:tcPr>
+          <w:p>
+            <w:pPr>
+              <w:pStyle w:val="NormalWeb"/>
+              <w:tabs>
+                <w:tab w:val="left" w:pos="567"/>
+                <w:tab w:val="left" w:pos="1134"/>
+              </w:tabs>
+              <w:spacing w:before="0" w:beforeAutospacing="0" w:after="0" w:afterAutospacing="0"/>
+              <w:contextualSpacing/>
+              <w:jc w:val="center"/>
+              <w:rPr>
+                <w:rFonts w:ascii="TH Sarabun New" w:hAnsi="TH Sarabun New" w:cs="TH Sarabun New" w:hint="cs"/>
+                <w:sz w:val="32"/>
+                <w:szCs w:val="32"/>
+                <w:cs/>
+              </w:rPr>
+            </w:pPr>
+          </w:p>
+        </w:tc>
+        <w:tc>
+          <w:tcPr>
+            <w:tcW w:w="727" w:type="dxa"/>
+          </w:tcPr>
+          <w:p>
+            <w:pPr>
+              <w:pStyle w:val="NormalWeb"/>
+              <w:tabs>
+                <w:tab w:val="left" w:pos="567"/>
+                <w:tab w:val="left" w:pos="1134"/>
+              </w:tabs>
+              <w:spacing w:before="0" w:beforeAutospacing="0" w:after="0" w:afterAutospacing="0"/>
+              <w:contextualSpacing/>
+              <w:jc w:val="center"/>
+              <w:rPr>
+                <w:rFonts w:ascii="TH Sarabun New" w:hAnsi="TH Sarabun New" w:cs="TH Sarabun New" w:hint="cs"/>
+                <w:sz w:val="32"/>
+                <w:szCs w:val="32"/>
+                <w:cs/>
+              </w:rPr>
+            </w:pPr>
+          </w:p>
+        </w:tc>
+        <w:tc>
+          <w:tcPr>
+            <w:tcW w:w="727" w:type="dxa"/>
+          </w:tcPr>
+          <w:p>
+            <w:pPr>
+              <w:pStyle w:val="NormalWeb"/>
+              <w:tabs>
+                <w:tab w:val="left" w:pos="567"/>
+                <w:tab w:val="left" w:pos="1134"/>
+              </w:tabs>
+              <w:spacing w:before="0" w:beforeAutospacing="0" w:after="0" w:afterAutospacing="0"/>
+              <w:contextualSpacing/>
+              <w:jc w:val="center"/>
+              <w:rPr>
+                <w:rFonts w:ascii="TH Sarabun New" w:hAnsi="TH Sarabun New" w:cs="TH Sarabun New" w:hint="cs"/>
+                <w:sz w:val="32"/>
+                <w:szCs w:val="32"/>
+                <w:cs/>
+              </w:rPr>
+            </w:pPr>
+          </w:p>
+        </w:tc>
+      </w:tr>
+    </w:tbl>
     <w:p>
       <w:pPr>
         <w:pStyle w:val="NormalWeb"/>
@@ -556,7 +1697,7 @@
         <w:contextualSpacing/>
         <w:jc w:val="thaiDistribute"/>
         <w:rPr>
-          <w:rFonts w:ascii="TH Sarabun New" w:hAnsi="TH Sarabun New" w:cs="TH Sarabun New"/>
+          <w:rFonts w:ascii="TH Sarabun New" w:hAnsi="TH Sarabun New" w:cs="TH Sarabun New" w:hint="cs"/>
           <w:sz w:val="32"/>
           <w:szCs w:val="32"/>
         </w:rPr>
@@ -573,44 +1714,55 @@
         <w:contextualSpacing/>
         <w:jc w:val="thaiDistribute"/>
         <w:rPr>
-          <w:rFonts w:ascii="TH Sarabun New" w:hAnsi="TH Sarabun New" w:cs="TH Sarabun New"/>
-          <w:b/>
-          <w:bCs/>
-          <w:sz w:val="32"/>
-          <w:szCs w:val="32"/>
-        </w:rPr>
-      </w:pPr>
-      <w:r>
-        <w:rPr>
-          <w:rFonts w:ascii="TH Sarabun New" w:hAnsi="TH Sarabun New" w:cs="TH Sarabun New"/>
-          <w:b/>
-          <w:bCs/>
-          <w:sz w:val="32"/>
-          <w:szCs w:val="32"/>
-        </w:rPr>
-        <w:t>1.2</w:t>
-      </w:r>
-      <w:r>
-        <w:rPr>
-          <w:rFonts w:ascii="TH Sarabun New" w:hAnsi="TH Sarabun New" w:cs="TH Sarabun New"/>
-          <w:b/>
-          <w:bCs/>
-          <w:sz w:val="32"/>
-          <w:szCs w:val="32"/>
-          <w:cs/>
-        </w:rPr>
-        <w:tab/>
-      </w:r>
-      <w:r>
-        <w:rPr>
           <w:rFonts w:ascii="TH Sarabun New" w:hAnsi="TH Sarabun New" w:cs="TH Sarabun New" w:hint="cs"/>
           <w:b/>
           <w:bCs/>
           <w:sz w:val="32"/>
           <w:szCs w:val="32"/>
-          <w:cs/>
-        </w:rPr>
-        <w:t>วัตถุประสงค์</w:t>
+        </w:rPr>
+      </w:pPr>
+      <w:r>
+        <w:rPr>
+          <w:rFonts w:ascii="TH Sarabun New" w:hAnsi="TH Sarabun New" w:cs="TH Sarabun New" w:hint="cs"/>
+          <w:b/>
+          <w:bCs/>
+          <w:sz w:val="32"/>
+          <w:szCs w:val="32"/>
+          <w:cs/>
+        </w:rPr>
+        <w:t>3</w:t>
+      </w:r>
+      <w:r>
+        <w:rPr>
+          <w:rFonts w:ascii="TH Sarabun New" w:hAnsi="TH Sarabun New" w:cs="TH Sarabun New"/>
+          <w:b/>
+          <w:bCs/>
+          <w:sz w:val="32"/>
+          <w:szCs w:val="32"/>
+        </w:rPr>
+        <w:t>.2</w:t>
+      </w:r>
+      <w:r>
+        <w:rPr>
+          <w:rFonts w:ascii="TH Sarabun New" w:hAnsi="TH Sarabun New" w:cs="TH Sarabun New"/>
+          <w:b/>
+          <w:bCs/>
+          <w:sz w:val="32"/>
+          <w:szCs w:val="32"/>
+          <w:cs/>
+        </w:rPr>
+        <w:tab/>
+      </w:r>
+      <w:r>
+        <w:rPr>
+          <w:rFonts w:ascii="TH Sarabun New" w:hAnsi="TH Sarabun New" w:cs="TH Sarabun New" w:hint="cs"/>
+          <w:b/>
+          <w:bCs/>
+          <w:sz w:val="32"/>
+          <w:szCs w:val="32"/>
+          <w:cs/>
+        </w:rPr>
+        <w:t>เครื่องมือที่ใช้ดำเนินงาน</w:t>
       </w:r>
     </w:p>
     <w:p>
@@ -706,66 +1858,6 @@
           <w:szCs w:val="32"/>
         </w:rPr>
       </w:pPr>
-      <w:r>
-        <w:rPr>
-          <w:rFonts w:ascii="TH Sarabun New" w:hAnsi="TH Sarabun New" w:cs="TH Sarabun New"/>
-          <w:sz w:val="32"/>
-          <w:szCs w:val="32"/>
-        </w:rPr>
-        <w:tab/>
-        <w:t>1.2.2</w:t>
-      </w:r>
-      <w:r>
-        <w:rPr>
-          <w:rFonts w:ascii="TH Sarabun New" w:hAnsi="TH Sarabun New" w:cs="TH Sarabun New"/>
-          <w:sz w:val="32"/>
-          <w:szCs w:val="32"/>
-          <w:cs/>
-        </w:rPr>
-        <w:tab/>
-      </w:r>
-      <w:r>
-        <w:rPr>
-          <w:rFonts w:ascii="TH Sarabun New" w:hAnsi="TH Sarabun New" w:cs="TH Sarabun New"/>
-          <w:sz w:val="32"/>
-          <w:szCs w:val="32"/>
-          <w:cs/>
-        </w:rPr>
-        <w:t xml:space="preserve">เพื่อประยุกต์ใช้โมเดลปัญญาประดิษฐ์สถาปัตยกรรม </w:t>
-      </w:r>
-      <w:r>
-        <w:rPr>
-          <w:rFonts w:ascii="TH Sarabun New" w:hAnsi="TH Sarabun New" w:cs="TH Sarabun New"/>
-          <w:sz w:val="32"/>
-          <w:szCs w:val="32"/>
-        </w:rPr>
-        <w:t xml:space="preserve">Spatio-Temporal Transformer </w:t>
-      </w:r>
-      <w:r>
-        <w:rPr>
-          <w:rFonts w:ascii="TH Sarabun New" w:hAnsi="TH Sarabun New" w:cs="TH Sarabun New"/>
-          <w:sz w:val="32"/>
-          <w:szCs w:val="32"/>
-        </w:rPr>
-        <w:t xml:space="preserve">          </w:t>
-      </w:r>
-      <w:r>
-        <w:rPr>
-          <w:rFonts w:ascii="TH Sarabun New" w:hAnsi="TH Sarabun New" w:cs="TH Sarabun New"/>
-          <w:sz w:val="32"/>
-          <w:szCs w:val="32"/>
-          <w:cs/>
-        </w:rPr>
-        <w:t xml:space="preserve">ในการจำแนกเหตุการณ์การล้มจากข้อมูลอนุกรมเวลา </w:t>
-      </w:r>
-      <w:r>
-        <w:rPr>
-          <w:rFonts w:ascii="TH Sarabun New" w:hAnsi="TH Sarabun New" w:cs="TH Sarabun New"/>
-          <w:sz w:val="32"/>
-          <w:szCs w:val="32"/>
-        </w:rPr>
-        <w:t>Time-series data</w:t>
-      </w:r>
     </w:p>
     <w:p>
       <w:pPr>
@@ -778,55 +1870,11 @@
         <w:contextualSpacing/>
         <w:jc w:val="thaiDistribute"/>
         <w:rPr>
-          <w:rFonts w:ascii="TH Sarabun New" w:hAnsi="TH Sarabun New" w:cs="TH Sarabun New"/>
-          <w:sz w:val="32"/>
-          <w:szCs w:val="32"/>
-        </w:rPr>
-      </w:pPr>
-      <w:r>
-        <w:rPr>
-          <w:rFonts w:ascii="TH Sarabun New" w:hAnsi="TH Sarabun New" w:cs="TH Sarabun New"/>
-          <w:sz w:val="32"/>
-          <w:szCs w:val="32"/>
-        </w:rPr>
-        <w:tab/>
-        <w:t>1.2.3</w:t>
-      </w:r>
-      <w:r>
-        <w:rPr>
-          <w:rFonts w:ascii="TH Sarabun New" w:hAnsi="TH Sarabun New" w:cs="TH Sarabun New"/>
-          <w:sz w:val="32"/>
-          <w:szCs w:val="32"/>
-          <w:cs/>
-        </w:rPr>
-        <w:tab/>
-      </w:r>
-      <w:r>
-        <w:rPr>
-          <w:rFonts w:ascii="TH Sarabun New" w:hAnsi="TH Sarabun New" w:cs="TH Sarabun New"/>
-          <w:sz w:val="32"/>
-          <w:szCs w:val="32"/>
-          <w:cs/>
-        </w:rPr>
-        <w:t>เพื่อสร้างเว็บแอปพลิเคชันสำหรับติดตามสถานะแบบเรียลไทม์และแจ้งเตือนเมื่อ</w:t>
-      </w:r>
-      <w:r>
-        <w:rPr>
-          <w:rFonts w:ascii="TH Sarabun New" w:hAnsi="TH Sarabun New" w:cs="TH Sarabun New"/>
-          <w:sz w:val="32"/>
-          <w:szCs w:val="32"/>
-        </w:rPr>
-        <w:t xml:space="preserve">                    </w:t>
-      </w:r>
-      <w:r>
-        <w:rPr>
-          <w:rFonts w:ascii="TH Sarabun New" w:hAnsi="TH Sarabun New" w:cs="TH Sarabun New"/>
-          <w:sz w:val="32"/>
-          <w:szCs w:val="32"/>
-          <w:cs/>
-        </w:rPr>
-        <w:t>เกิดเหตุการณ์ล้ม</w:t>
-      </w:r>
+          <w:rFonts w:ascii="TH Sarabun New" w:hAnsi="TH Sarabun New" w:cs="TH Sarabun New" w:hint="cs"/>
+          <w:sz w:val="32"/>
+          <w:szCs w:val="32"/>
+        </w:rPr>
+      </w:pPr>
     </w:p>
     <w:p>
       <w:pPr>
@@ -839,53 +1887,6 @@
         <w:contextualSpacing/>
         <w:jc w:val="thaiDistribute"/>
         <w:rPr>
-          <w:rFonts w:ascii="TH Sarabun New" w:hAnsi="TH Sarabun New" w:cs="TH Sarabun New"/>
-          <w:sz w:val="32"/>
-          <w:szCs w:val="32"/>
-        </w:rPr>
-      </w:pPr>
-    </w:p>
-    <w:p>
-      <w:pPr>
-        <w:pStyle w:val="NormalWeb"/>
-        <w:tabs>
-          <w:tab w:val="left" w:pos="567"/>
-          <w:tab w:val="left" w:pos="1134"/>
-        </w:tabs>
-        <w:spacing w:before="0" w:beforeAutospacing="0" w:after="0" w:afterAutospacing="0"/>
-        <w:contextualSpacing/>
-        <w:jc w:val="thaiDistribute"/>
-        <w:rPr>
-          <w:rFonts w:ascii="TH Sarabun New" w:hAnsi="TH Sarabun New" w:cs="TH Sarabun New"/>
-          <w:b/>
-          <w:bCs/>
-          <w:sz w:val="32"/>
-          <w:szCs w:val="32"/>
-        </w:rPr>
-      </w:pPr>
-      <w:r>
-        <w:rPr>
-          <w:rFonts w:ascii="TH Sarabun New" w:hAnsi="TH Sarabun New" w:cs="TH Sarabun New"/>
-          <w:b/>
-          <w:bCs/>
-          <w:sz w:val="32"/>
-          <w:szCs w:val="32"/>
-        </w:rPr>
-        <w:t xml:space="preserve">1.3 </w:t>
-      </w:r>
-      <w:r>
-        <w:rPr>
-          <w:rFonts w:ascii="TH Sarabun New" w:hAnsi="TH Sarabun New" w:cs="TH Sarabun New"/>
-          <w:b/>
-          <w:bCs/>
-          <w:sz w:val="32"/>
-          <w:szCs w:val="32"/>
-          <w:cs/>
-        </w:rPr>
-        <w:tab/>
-      </w:r>
-      <w:r>
-        <w:rPr>
           <w:rFonts w:ascii="TH Sarabun New" w:hAnsi="TH Sarabun New" w:cs="TH Sarabun New" w:hint="cs"/>
           <w:b/>
           <w:bCs/>
@@ -893,7 +1894,49 @@
           <w:szCs w:val="32"/>
           <w:cs/>
         </w:rPr>
-        <w:t>ขอบเขต</w:t>
+      </w:pPr>
+      <w:r>
+        <w:rPr>
+          <w:rFonts w:ascii="TH Sarabun New" w:hAnsi="TH Sarabun New" w:cs="TH Sarabun New"/>
+          <w:b/>
+          <w:bCs/>
+          <w:sz w:val="32"/>
+          <w:szCs w:val="32"/>
+        </w:rPr>
+        <w:t xml:space="preserve">1.3 </w:t>
+      </w:r>
+      <w:r>
+        <w:rPr>
+          <w:rFonts w:ascii="TH Sarabun New" w:hAnsi="TH Sarabun New" w:cs="TH Sarabun New"/>
+          <w:b/>
+          <w:bCs/>
+          <w:sz w:val="32"/>
+          <w:szCs w:val="32"/>
+          <w:cs/>
+        </w:rPr>
+        <w:tab/>
+      </w:r>
+      <w:r>
+        <w:rPr>
+          <w:rFonts w:ascii="TH Sarabun New" w:hAnsi="TH Sarabun New" w:cs="TH Sarabun New" w:hint="cs"/>
+          <w:b/>
+          <w:bCs/>
+          <w:sz w:val="32"/>
+          <w:szCs w:val="32"/>
+          <w:cs/>
+        </w:rPr>
+        <w:t>ขั้นตอนการ</w:t>
+      </w:r>
+      <w:r>
+        <w:rPr>
+          <w:rFonts w:ascii="TH Sarabun New" w:hAnsi="TH Sarabun New" w:cs="TH Sarabun New" w:hint="cs"/>
+          <w:b/>
+          <w:bCs/>
+          <w:sz w:val="32"/>
+          <w:szCs w:val="32"/>
+          <w:cs/>
+        </w:rPr>
+        <w:t>ดำเนินงาน</w:t>
       </w:r>
     </w:p>
     <w:p>
@@ -962,6 +2005,7 @@
           <w:szCs w:val="32"/>
           <w:cs/>
         </w:rPr>
+        <w:lastRenderedPageBreak/>
         <w:t xml:space="preserve">ใช้บอร์ดไมโครคอนโทรลเลอร์ </w:t>
       </w:r>
       <w:r>
@@ -1423,7 +2467,6 @@
           <w:szCs w:val="32"/>
           <w:cs/>
         </w:rPr>
-        <w:lastRenderedPageBreak/>
         <w:t>ระบบสามารถประเมินและแจ้งเตือนการล้มได้ เมื่อโมเดลจำแนกรูปแบบสัญญาณว่าเข้าเงื่อนไขเหตุการณ์การล้ม</w:t>
       </w:r>
     </w:p>
@@ -1525,7 +2568,7 @@
           <w:szCs w:val="32"/>
           <w:cs/>
         </w:rPr>
-        <w:t>ประโยชน์ที่คาดว่าจะได้รับ</w:t>
+        <w:t>วิธีการทดสอบ</w:t>
       </w:r>
     </w:p>
     <w:p>
@@ -3635,6 +4678,25 @@
       <w14:ligatures w14:val="none"/>
     </w:rPr>
   </w:style>
+  <w:style w:type="table" w:styleId="TableGrid">
+    <w:name w:val="Table Grid"/>
+    <w:basedOn w:val="TableNormal"/>
+    <w:uiPriority w:val="39"/>
+    <w:rsid w:val="00CB18A4"/>
+    <w:pPr>
+      <w:spacing w:after="0" w:line="240" w:lineRule="auto"/>
+    </w:pPr>
+    <w:tblPr>
+      <w:tblBorders>
+        <w:top w:val="single" w:sz="4" w:space="0" w:color="auto"/>
+        <w:left w:val="single" w:sz="4" w:space="0" w:color="auto"/>
+        <w:bottom w:val="single" w:sz="4" w:space="0" w:color="auto"/>
+        <w:right w:val="single" w:sz="4" w:space="0" w:color="auto"/>
+        <w:insideH w:val="single" w:sz="4" w:space="0" w:color="auto"/>
+        <w:insideV w:val="single" w:sz="4" w:space="0" w:color="auto"/>
+      </w:tblBorders>
+    </w:tblPr>
+  </w:style>
 </w:styles>
 </file>
 
@@ -3931,4 +4993,16 @@
     </a:ext>
   </a:extLst>
 </a:theme>
+</file>
+
+<file path=customXml/item1.xml><?xml version="1.0" encoding="utf-8"?>
+<b:Sources xmlns:b="http://schemas.openxmlformats.org/officeDocument/2006/bibliography" xmlns="http://schemas.openxmlformats.org/officeDocument/2006/bibliography" SelectedStyle="\APASixthEditionOfficeOnline.xsl" StyleName="APA" Version="6"/>
+</file>
+
+<file path=customXml/itemProps1.xml><?xml version="1.0" encoding="utf-8"?>
+<ds:datastoreItem xmlns:ds="http://schemas.openxmlformats.org/officeDocument/2006/customXml" ds:itemID="{35DBC653-9F8C-4900-88ED-FEF9C42FE2E8}">
+  <ds:schemaRefs>
+    <ds:schemaRef ds:uri="http://schemas.openxmlformats.org/officeDocument/2006/bibliography"/>
+  </ds:schemaRefs>
+</ds:datastoreItem>
 </file>
--- a/เอกสารบทที่ 3/บทที่ 3.docx
+++ b/เอกสารบทที่ 3/บทที่ 3.docx
@@ -65,7 +65,7 @@
       <w:pPr>
         <w:spacing w:after="0" w:line="240" w:lineRule="auto"/>
         <w:rPr>
-          <w:rFonts w:ascii="TH Sarabun New" w:hAnsi="TH Sarabun New" w:cs="TH Sarabun New" w:hint="cs"/>
+          <w:rFonts w:ascii="TH Sarabun New" w:hAnsi="TH Sarabun New" w:cs="TH Sarabun New"/>
           <w:b/>
           <w:bCs/>
           <w:sz w:val="32"/>
@@ -85,7 +85,7 @@
         <w:spacing w:after="0" w:line="240" w:lineRule="auto"/>
         <w:jc w:val="thaiDistribute"/>
         <w:rPr>
-          <w:rFonts w:ascii="TH Sarabun New" w:hAnsi="TH Sarabun New" w:cs="TH Sarabun New" w:hint="cs"/>
+          <w:rFonts w:ascii="TH Sarabun New" w:hAnsi="TH Sarabun New" w:cs="TH Sarabun New"/>
           <w:sz w:val="32"/>
           <w:szCs w:val="32"/>
         </w:rPr>
@@ -146,7 +146,7 @@
         </w:tabs>
         <w:spacing w:after="0" w:line="240" w:lineRule="auto"/>
         <w:rPr>
-          <w:rFonts w:ascii="TH Sarabun New" w:eastAsia="Times New Roman" w:hAnsi="TH Sarabun New" w:cs="TH Sarabun New" w:hint="cs"/>
+          <w:rFonts w:ascii="TH Sarabun New" w:eastAsia="Times New Roman" w:hAnsi="TH Sarabun New" w:cs="TH Sarabun New"/>
           <w:kern w:val="0"/>
           <w:sz w:val="32"/>
           <w:szCs w:val="32"/>
@@ -269,20 +269,37 @@
         <w:contextualSpacing/>
         <w:jc w:val="thaiDistribute"/>
         <w:rPr>
+          <w:rFonts w:ascii="TH Sarabun New" w:hAnsi="TH Sarabun New" w:cs="TH Sarabun New"/>
+          <w:sz w:val="32"/>
+          <w:szCs w:val="32"/>
+        </w:rPr>
+      </w:pPr>
+      <w:r>
+        <w:rPr>
           <w:rFonts w:ascii="TH Sarabun New" w:hAnsi="TH Sarabun New" w:cs="TH Sarabun New" w:hint="cs"/>
           <w:sz w:val="32"/>
           <w:szCs w:val="32"/>
-        </w:rPr>
-      </w:pPr>
-      <w:r>
+          <w:cs/>
+        </w:rPr>
+        <w:t>ตารางที่ 3.1 แผนการดำเนินงานของโครงงาน</w:t>
+      </w:r>
+    </w:p>
+    <w:p>
+      <w:pPr>
+        <w:pStyle w:val="NormalWeb"/>
+        <w:tabs>
+          <w:tab w:val="left" w:pos="567"/>
+          <w:tab w:val="left" w:pos="1134"/>
+        </w:tabs>
+        <w:spacing w:before="0" w:beforeAutospacing="0" w:after="0" w:afterAutospacing="0"/>
+        <w:contextualSpacing/>
+        <w:jc w:val="thaiDistribute"/>
         <w:rPr>
           <w:rFonts w:ascii="TH Sarabun New" w:hAnsi="TH Sarabun New" w:cs="TH Sarabun New" w:hint="cs"/>
           <w:sz w:val="32"/>
           <w:szCs w:val="32"/>
-          <w:cs/>
-        </w:rPr>
-        <w:t>ตารางที่ 3.1 แผนการดำเนินงานของโครงงาน</w:t>
-      </w:r>
+        </w:rPr>
+      </w:pPr>
     </w:p>
     <w:tbl>
       <w:tblPr>
@@ -291,21 +308,21 @@
         <w:tblLook w:val="04A0" w:firstRow="1" w:lastRow="0" w:firstColumn="1" w:lastColumn="0" w:noHBand="0" w:noVBand="1"/>
       </w:tblPr>
       <w:tblGrid>
-        <w:gridCol w:w="1262"/>
-        <w:gridCol w:w="686"/>
-        <w:gridCol w:w="900"/>
-        <w:gridCol w:w="898"/>
-        <w:gridCol w:w="908"/>
-        <w:gridCol w:w="892"/>
-        <w:gridCol w:w="903"/>
-        <w:gridCol w:w="727"/>
-        <w:gridCol w:w="727"/>
-        <w:gridCol w:w="727"/>
+        <w:gridCol w:w="3413"/>
+        <w:gridCol w:w="569"/>
+        <w:gridCol w:w="568"/>
+        <w:gridCol w:w="564"/>
+        <w:gridCol w:w="595"/>
+        <w:gridCol w:w="553"/>
+        <w:gridCol w:w="574"/>
+        <w:gridCol w:w="587"/>
+        <w:gridCol w:w="574"/>
+        <w:gridCol w:w="633"/>
       </w:tblGrid>
       <w:tr>
         <w:tc>
           <w:tcPr>
-            <w:tcW w:w="1262" w:type="dxa"/>
+            <w:tcW w:w="3413" w:type="dxa"/>
             <w:vMerge w:val="restart"/>
           </w:tcPr>
           <w:p>
@@ -319,7 +336,7 @@
               <w:contextualSpacing/>
               <w:jc w:val="center"/>
               <w:rPr>
-                <w:rFonts w:ascii="TH Sarabun New" w:hAnsi="TH Sarabun New" w:cs="TH Sarabun New" w:hint="cs"/>
+                <w:rFonts w:ascii="TH Sarabun New" w:hAnsi="TH Sarabun New" w:cs="TH Sarabun New"/>
                 <w:sz w:val="32"/>
                 <w:szCs w:val="32"/>
                 <w:cs/>
@@ -338,7 +355,7 @@
         </w:tc>
         <w:tc>
           <w:tcPr>
-            <w:tcW w:w="4284" w:type="dxa"/>
+            <w:tcW w:w="2849" w:type="dxa"/>
             <w:gridSpan w:val="5"/>
           </w:tcPr>
           <w:p>
@@ -370,7 +387,7 @@
         </w:tc>
         <w:tc>
           <w:tcPr>
-            <w:tcW w:w="3084" w:type="dxa"/>
+            <w:tcW w:w="2368" w:type="dxa"/>
             <w:gridSpan w:val="4"/>
           </w:tcPr>
           <w:p>
@@ -396,16 +413,7 @@
                 <w:szCs w:val="32"/>
                 <w:cs/>
               </w:rPr>
-              <w:t>พ.ศ.25</w:t>
-            </w:r>
-            <w:r>
-              <w:rPr>
-                <w:rFonts w:ascii="TH Sarabun New" w:hAnsi="TH Sarabun New" w:cs="TH Sarabun New" w:hint="cs"/>
-                <w:sz w:val="32"/>
-                <w:szCs w:val="32"/>
-                <w:cs/>
-              </w:rPr>
-              <w:t>70</w:t>
+              <w:t>พ.ศ.2570</w:t>
             </w:r>
           </w:p>
         </w:tc>
@@ -413,7 +421,7 @@
       <w:tr>
         <w:tc>
           <w:tcPr>
-            <w:tcW w:w="1262" w:type="dxa"/>
+            <w:tcW w:w="3413" w:type="dxa"/>
             <w:vMerge/>
           </w:tcPr>
           <w:p>
@@ -436,7 +444,7 @@
         </w:tc>
         <w:tc>
           <w:tcPr>
-            <w:tcW w:w="686" w:type="dxa"/>
+            <w:tcW w:w="569" w:type="dxa"/>
           </w:tcPr>
           <w:p>
             <w:pPr>
@@ -475,7 +483,7 @@
         </w:tc>
         <w:tc>
           <w:tcPr>
-            <w:tcW w:w="900" w:type="dxa"/>
+            <w:tcW w:w="568" w:type="dxa"/>
           </w:tcPr>
           <w:p>
             <w:pPr>
@@ -488,7 +496,7 @@
               <w:contextualSpacing/>
               <w:jc w:val="center"/>
               <w:rPr>
-                <w:rFonts w:ascii="TH Sarabun New" w:hAnsi="TH Sarabun New" w:cs="TH Sarabun New" w:hint="cs"/>
+                <w:rFonts w:ascii="TH Sarabun New" w:hAnsi="TH Sarabun New" w:cs="TH Sarabun New"/>
                 <w:sz w:val="32"/>
                 <w:szCs w:val="32"/>
               </w:rPr>
@@ -531,7 +539,7 @@
         </w:tc>
         <w:tc>
           <w:tcPr>
-            <w:tcW w:w="898" w:type="dxa"/>
+            <w:tcW w:w="564" w:type="dxa"/>
           </w:tcPr>
           <w:p>
             <w:pPr>
@@ -544,7 +552,7 @@
               <w:contextualSpacing/>
               <w:jc w:val="center"/>
               <w:rPr>
-                <w:rFonts w:ascii="TH Sarabun New" w:hAnsi="TH Sarabun New" w:cs="TH Sarabun New" w:hint="cs"/>
+                <w:rFonts w:ascii="TH Sarabun New" w:hAnsi="TH Sarabun New" w:cs="TH Sarabun New"/>
                 <w:sz w:val="32"/>
                 <w:szCs w:val="32"/>
                 <w:cs/>
@@ -563,7 +571,7 @@
         </w:tc>
         <w:tc>
           <w:tcPr>
-            <w:tcW w:w="908" w:type="dxa"/>
+            <w:tcW w:w="595" w:type="dxa"/>
           </w:tcPr>
           <w:p>
             <w:pPr>
@@ -576,7 +584,7 @@
               <w:contextualSpacing/>
               <w:jc w:val="center"/>
               <w:rPr>
-                <w:rFonts w:ascii="TH Sarabun New" w:hAnsi="TH Sarabun New" w:cs="TH Sarabun New" w:hint="cs"/>
+                <w:rFonts w:ascii="TH Sarabun New" w:hAnsi="TH Sarabun New" w:cs="TH Sarabun New"/>
                 <w:sz w:val="32"/>
                 <w:szCs w:val="32"/>
               </w:rPr>
@@ -594,7 +602,7 @@
         </w:tc>
         <w:tc>
           <w:tcPr>
-            <w:tcW w:w="892" w:type="dxa"/>
+            <w:tcW w:w="553" w:type="dxa"/>
           </w:tcPr>
           <w:p>
             <w:pPr>
@@ -607,7 +615,7 @@
               <w:contextualSpacing/>
               <w:jc w:val="center"/>
               <w:rPr>
-                <w:rFonts w:ascii="TH Sarabun New" w:hAnsi="TH Sarabun New" w:cs="TH Sarabun New" w:hint="cs"/>
+                <w:rFonts w:ascii="TH Sarabun New" w:hAnsi="TH Sarabun New" w:cs="TH Sarabun New"/>
                 <w:sz w:val="32"/>
                 <w:szCs w:val="32"/>
               </w:rPr>
@@ -625,7 +633,7 @@
         </w:tc>
         <w:tc>
           <w:tcPr>
-            <w:tcW w:w="903" w:type="dxa"/>
+            <w:tcW w:w="574" w:type="dxa"/>
           </w:tcPr>
           <w:p>
             <w:pPr>
@@ -656,7 +664,7 @@
         </w:tc>
         <w:tc>
           <w:tcPr>
-            <w:tcW w:w="727" w:type="dxa"/>
+            <w:tcW w:w="587" w:type="dxa"/>
           </w:tcPr>
           <w:p>
             <w:pPr>
@@ -669,7 +677,7 @@
               <w:contextualSpacing/>
               <w:jc w:val="center"/>
               <w:rPr>
-                <w:rFonts w:ascii="TH Sarabun New" w:hAnsi="TH Sarabun New" w:cs="TH Sarabun New" w:hint="cs"/>
+                <w:rFonts w:ascii="TH Sarabun New" w:hAnsi="TH Sarabun New" w:cs="TH Sarabun New"/>
                 <w:sz w:val="32"/>
                 <w:szCs w:val="32"/>
                 <w:cs/>
@@ -688,7 +696,7 @@
         </w:tc>
         <w:tc>
           <w:tcPr>
-            <w:tcW w:w="727" w:type="dxa"/>
+            <w:tcW w:w="574" w:type="dxa"/>
           </w:tcPr>
           <w:p>
             <w:pPr>
@@ -701,7 +709,7 @@
               <w:contextualSpacing/>
               <w:jc w:val="center"/>
               <w:rPr>
-                <w:rFonts w:ascii="TH Sarabun New" w:hAnsi="TH Sarabun New" w:cs="TH Sarabun New" w:hint="cs"/>
+                <w:rFonts w:ascii="TH Sarabun New" w:hAnsi="TH Sarabun New" w:cs="TH Sarabun New"/>
                 <w:sz w:val="32"/>
                 <w:szCs w:val="32"/>
                 <w:cs/>
@@ -720,7 +728,7 @@
         </w:tc>
         <w:tc>
           <w:tcPr>
-            <w:tcW w:w="727" w:type="dxa"/>
+            <w:tcW w:w="633" w:type="dxa"/>
           </w:tcPr>
           <w:p>
             <w:pPr>
@@ -733,7 +741,7 @@
               <w:contextualSpacing/>
               <w:jc w:val="center"/>
               <w:rPr>
-                <w:rFonts w:ascii="TH Sarabun New" w:hAnsi="TH Sarabun New" w:cs="TH Sarabun New" w:hint="cs"/>
+                <w:rFonts w:ascii="TH Sarabun New" w:hAnsi="TH Sarabun New" w:cs="TH Sarabun New"/>
                 <w:sz w:val="32"/>
                 <w:szCs w:val="32"/>
                 <w:cs/>
@@ -754,7 +762,39 @@
       <w:tr>
         <w:tc>
           <w:tcPr>
-            <w:tcW w:w="1262" w:type="dxa"/>
+            <w:tcW w:w="3413" w:type="dxa"/>
+          </w:tcPr>
+          <w:p>
+            <w:pPr>
+              <w:pStyle w:val="NormalWeb"/>
+              <w:tabs>
+                <w:tab w:val="left" w:pos="567"/>
+                <w:tab w:val="left" w:pos="1134"/>
+              </w:tabs>
+              <w:spacing w:before="0" w:beforeAutospacing="0" w:after="0" w:afterAutospacing="0"/>
+              <w:contextualSpacing/>
+              <w:jc w:val="thaiDistribute"/>
+              <w:rPr>
+                <w:rFonts w:ascii="TH Sarabun New" w:hAnsi="TH Sarabun New" w:cs="TH Sarabun New"/>
+                <w:sz w:val="32"/>
+                <w:szCs w:val="32"/>
+                <w:cs/>
+              </w:rPr>
+            </w:pPr>
+            <w:r>
+              <w:rPr>
+                <w:rFonts w:ascii="TH Sarabun New" w:hAnsi="TH Sarabun New" w:cs="TH Sarabun New" w:hint="cs"/>
+                <w:sz w:val="32"/>
+                <w:szCs w:val="32"/>
+                <w:cs/>
+              </w:rPr>
+              <w:t>ศึกษาและค้นหาหัวข้อโครงงาน</w:t>
+            </w:r>
+          </w:p>
+        </w:tc>
+        <w:tc>
+          <w:tcPr>
+            <w:tcW w:w="569" w:type="dxa"/>
           </w:tcPr>
           <w:p>
             <w:pPr>
@@ -767,7 +807,7 @@
               <w:contextualSpacing/>
               <w:jc w:val="center"/>
               <w:rPr>
-                <w:rFonts w:ascii="TH Sarabun New" w:hAnsi="TH Sarabun New" w:cs="TH Sarabun New" w:hint="cs"/>
+                <w:rFonts w:ascii="TH Sarabun New" w:hAnsi="TH Sarabun New" w:cs="TH Sarabun New"/>
                 <w:sz w:val="32"/>
                 <w:szCs w:val="32"/>
                 <w:cs/>
@@ -775,18 +815,166 @@
             </w:pPr>
             <w:r>
               <w:rPr>
-                <w:rFonts w:ascii="TH Sarabun New" w:hAnsi="TH Sarabun New" w:cs="TH Sarabun New" w:hint="cs"/>
-                <w:sz w:val="32"/>
-                <w:szCs w:val="32"/>
-                <w:cs/>
-              </w:rPr>
-              <w:t>ศึกษาและค้นหาหัวข้อโครงงาน</w:t>
+                <w:rFonts w:ascii="TH Sarabun New" w:hAnsi="TH Sarabun New" w:cs="TH Sarabun New"/>
+                <w:noProof/>
+                <w:sz w:val="32"/>
+                <w:szCs w:val="32"/>
+                <w:lang w:val="th-TH"/>
+                <w14:ligatures w14:val="standardContextual"/>
+              </w:rPr>
+              <mc:AlternateContent>
+                <mc:Choice Requires="wps">
+                  <w:drawing>
+                    <wp:anchor distT="0" distB="0" distL="114300" distR="114300" simplePos="0" relativeHeight="251661312" behindDoc="0" locked="0" layoutInCell="1" allowOverlap="1" wp14:anchorId="009C8B90" wp14:editId="63654125">
+                      <wp:simplePos x="0" y="0"/>
+                      <wp:positionH relativeFrom="column">
+                        <wp:posOffset>-40767</wp:posOffset>
+                      </wp:positionH>
+                      <wp:positionV relativeFrom="paragraph">
+                        <wp:posOffset>89535</wp:posOffset>
+                      </wp:positionV>
+                      <wp:extent cx="481445" cy="0"/>
+                      <wp:effectExtent l="0" t="0" r="0" b="0"/>
+                      <wp:wrapNone/>
+                      <wp:docPr id="1068764385" name="Straight Connector 1"/>
+                      <wp:cNvGraphicFramePr/>
+                      <a:graphic xmlns:a="http://schemas.openxmlformats.org/drawingml/2006/main">
+                        <a:graphicData uri="http://schemas.microsoft.com/office/word/2010/wordprocessingShape">
+                          <wps:wsp>
+                            <wps:cNvCnPr/>
+                            <wps:spPr>
+                              <a:xfrm>
+                                <a:off x="0" y="0"/>
+                                <a:ext cx="481445" cy="0"/>
+                              </a:xfrm>
+                              <a:prstGeom prst="line">
+                                <a:avLst/>
+                              </a:prstGeom>
+                              <a:ln w="19050" cap="flat" cmpd="sng" algn="ctr">
+                                <a:solidFill>
+                                  <a:schemeClr val="dk1"/>
+                                </a:solidFill>
+                                <a:prstDash val="dash"/>
+                                <a:round/>
+                                <a:headEnd type="none" w="med" len="med"/>
+                                <a:tailEnd type="none" w="med" len="med"/>
+                              </a:ln>
+                            </wps:spPr>
+                            <wps:style>
+                              <a:lnRef idx="0">
+                                <a:scrgbClr r="0" g="0" b="0"/>
+                              </a:lnRef>
+                              <a:fillRef idx="0">
+                                <a:scrgbClr r="0" g="0" b="0"/>
+                              </a:fillRef>
+                              <a:effectRef idx="0">
+                                <a:scrgbClr r="0" g="0" b="0"/>
+                              </a:effectRef>
+                              <a:fontRef idx="minor">
+                                <a:schemeClr val="tx1"/>
+                              </a:fontRef>
+                            </wps:style>
+                            <wps:bodyPr/>
+                          </wps:wsp>
+                        </a:graphicData>
+                      </a:graphic>
+                      <wp14:sizeRelH relativeFrom="margin">
+                        <wp14:pctWidth>0</wp14:pctWidth>
+                      </wp14:sizeRelH>
+                      <wp14:sizeRelV relativeFrom="margin">
+                        <wp14:pctHeight>0</wp14:pctHeight>
+                      </wp14:sizeRelV>
+                    </wp:anchor>
+                  </w:drawing>
+                </mc:Choice>
+                <mc:Fallback>
+                  <w:pict>
+                    <v:line w14:anchorId="323B8067" id="Straight Connector 1" o:spid="_x0000_s1026" style="position:absolute;z-index:251661312;visibility:visible;mso-wrap-style:square;mso-width-percent:0;mso-height-percent:0;mso-wrap-distance-left:9pt;mso-wrap-distance-top:0;mso-wrap-distance-right:9pt;mso-wrap-distance-bottom:0;mso-position-horizontal:absolute;mso-position-horizontal-relative:text;mso-position-vertical:absolute;mso-position-vertical-relative:text;mso-width-percent:0;mso-height-percent:0;mso-width-relative:margin;mso-height-relative:margin" from="-3.2pt,7.05pt" to="34.7pt,7.05pt" o:gfxdata="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" strokecolor="black [3200]" strokeweight="1.5pt">
+                      <v:stroke dashstyle="dash"/>
+                    </v:line>
+                  </w:pict>
+                </mc:Fallback>
+              </mc:AlternateContent>
+            </w:r>
+            <w:r>
+              <w:rPr>
+                <w:rFonts w:ascii="TH Sarabun New" w:hAnsi="TH Sarabun New" w:cs="TH Sarabun New"/>
+                <w:noProof/>
+                <w:sz w:val="32"/>
+                <w:szCs w:val="32"/>
+                <w:lang w:val="th-TH"/>
+                <w14:ligatures w14:val="standardContextual"/>
+              </w:rPr>
+              <mc:AlternateContent>
+                <mc:Choice Requires="wps">
+                  <w:drawing>
+                    <wp:anchor distT="0" distB="0" distL="114300" distR="114300" simplePos="0" relativeHeight="251659264" behindDoc="0" locked="0" layoutInCell="1" allowOverlap="1" wp14:anchorId="1D9A5497" wp14:editId="0E8E083E">
+                      <wp:simplePos x="0" y="0"/>
+                      <wp:positionH relativeFrom="column">
+                        <wp:posOffset>-65024</wp:posOffset>
+                      </wp:positionH>
+                      <wp:positionV relativeFrom="paragraph">
+                        <wp:posOffset>208915</wp:posOffset>
+                      </wp:positionV>
+                      <wp:extent cx="481445" cy="0"/>
+                      <wp:effectExtent l="0" t="0" r="0" b="0"/>
+                      <wp:wrapNone/>
+                      <wp:docPr id="1193954418" name="Straight Connector 1"/>
+                      <wp:cNvGraphicFramePr/>
+                      <a:graphic xmlns:a="http://schemas.openxmlformats.org/drawingml/2006/main">
+                        <a:graphicData uri="http://schemas.microsoft.com/office/word/2010/wordprocessingShape">
+                          <wps:wsp>
+                            <wps:cNvCnPr/>
+                            <wps:spPr>
+                              <a:xfrm>
+                                <a:off x="0" y="0"/>
+                                <a:ext cx="481445" cy="0"/>
+                              </a:xfrm>
+                              <a:prstGeom prst="line">
+                                <a:avLst/>
+                              </a:prstGeom>
+                            </wps:spPr>
+                            <wps:style>
+                              <a:lnRef idx="3">
+                                <a:schemeClr val="dk1"/>
+                              </a:lnRef>
+                              <a:fillRef idx="0">
+                                <a:schemeClr val="dk1"/>
+                              </a:fillRef>
+                              <a:effectRef idx="2">
+                                <a:schemeClr val="dk1"/>
+                              </a:effectRef>
+                              <a:fontRef idx="minor">
+                                <a:schemeClr val="tx1"/>
+                              </a:fontRef>
+                            </wps:style>
+                            <wps:bodyPr/>
+                          </wps:wsp>
+                        </a:graphicData>
+                      </a:graphic>
+                      <wp14:sizeRelH relativeFrom="margin">
+                        <wp14:pctWidth>0</wp14:pctWidth>
+                      </wp14:sizeRelH>
+                      <wp14:sizeRelV relativeFrom="margin">
+                        <wp14:pctHeight>0</wp14:pctHeight>
+                      </wp14:sizeRelV>
+                    </wp:anchor>
+                  </w:drawing>
+                </mc:Choice>
+                <mc:Fallback>
+                  <w:pict>
+                    <v:line w14:anchorId="444CA562" id="Straight Connector 1" o:spid="_x0000_s1026" style="position:absolute;z-index:251659264;visibility:visible;mso-wrap-style:square;mso-width-percent:0;mso-height-percent:0;mso-wrap-distance-left:9pt;mso-wrap-distance-top:0;mso-wrap-distance-right:9pt;mso-wrap-distance-bottom:0;mso-position-horizontal:absolute;mso-position-horizontal-relative:text;mso-position-vertical:absolute;mso-position-vertical-relative:text;mso-width-percent:0;mso-height-percent:0;mso-width-relative:margin;mso-height-relative:margin" from="-5.1pt,16.45pt" to="32.8pt,16.45pt" o:gfxdata="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" strokecolor="black [3200]" strokeweight="1.5pt">
+                      <v:stroke joinstyle="miter"/>
+                    </v:line>
+                  </w:pict>
+                </mc:Fallback>
+              </mc:AlternateContent>
             </w:r>
           </w:p>
         </w:tc>
         <w:tc>
           <w:tcPr>
-            <w:tcW w:w="686" w:type="dxa"/>
+            <w:tcW w:w="568" w:type="dxa"/>
           </w:tcPr>
           <w:p>
             <w:pPr>
@@ -799,7 +987,7 @@
               <w:contextualSpacing/>
               <w:jc w:val="center"/>
               <w:rPr>
-                <w:rFonts w:ascii="TH Sarabun New" w:hAnsi="TH Sarabun New" w:cs="TH Sarabun New" w:hint="cs"/>
+                <w:rFonts w:ascii="TH Sarabun New" w:hAnsi="TH Sarabun New" w:cs="TH Sarabun New"/>
                 <w:sz w:val="32"/>
                 <w:szCs w:val="32"/>
                 <w:cs/>
@@ -809,7 +997,7 @@
         </w:tc>
         <w:tc>
           <w:tcPr>
-            <w:tcW w:w="900" w:type="dxa"/>
+            <w:tcW w:w="564" w:type="dxa"/>
           </w:tcPr>
           <w:p>
             <w:pPr>
@@ -822,7 +1010,7 @@
               <w:contextualSpacing/>
               <w:jc w:val="center"/>
               <w:rPr>
-                <w:rFonts w:ascii="TH Sarabun New" w:hAnsi="TH Sarabun New" w:cs="TH Sarabun New" w:hint="cs"/>
+                <w:rFonts w:ascii="TH Sarabun New" w:hAnsi="TH Sarabun New" w:cs="TH Sarabun New"/>
                 <w:sz w:val="32"/>
                 <w:szCs w:val="32"/>
                 <w:cs/>
@@ -832,7 +1020,7 @@
         </w:tc>
         <w:tc>
           <w:tcPr>
-            <w:tcW w:w="898" w:type="dxa"/>
+            <w:tcW w:w="595" w:type="dxa"/>
           </w:tcPr>
           <w:p>
             <w:pPr>
@@ -845,7 +1033,7 @@
               <w:contextualSpacing/>
               <w:jc w:val="center"/>
               <w:rPr>
-                <w:rFonts w:ascii="TH Sarabun New" w:hAnsi="TH Sarabun New" w:cs="TH Sarabun New" w:hint="cs"/>
+                <w:rFonts w:ascii="TH Sarabun New" w:hAnsi="TH Sarabun New" w:cs="TH Sarabun New"/>
                 <w:sz w:val="32"/>
                 <w:szCs w:val="32"/>
                 <w:cs/>
@@ -855,7 +1043,7 @@
         </w:tc>
         <w:tc>
           <w:tcPr>
-            <w:tcW w:w="908" w:type="dxa"/>
+            <w:tcW w:w="553" w:type="dxa"/>
           </w:tcPr>
           <w:p>
             <w:pPr>
@@ -868,7 +1056,7 @@
               <w:contextualSpacing/>
               <w:jc w:val="center"/>
               <w:rPr>
-                <w:rFonts w:ascii="TH Sarabun New" w:hAnsi="TH Sarabun New" w:cs="TH Sarabun New" w:hint="cs"/>
+                <w:rFonts w:ascii="TH Sarabun New" w:hAnsi="TH Sarabun New" w:cs="TH Sarabun New"/>
                 <w:sz w:val="32"/>
                 <w:szCs w:val="32"/>
                 <w:cs/>
@@ -878,7 +1066,7 @@
         </w:tc>
         <w:tc>
           <w:tcPr>
-            <w:tcW w:w="892" w:type="dxa"/>
+            <w:tcW w:w="574" w:type="dxa"/>
           </w:tcPr>
           <w:p>
             <w:pPr>
@@ -891,7 +1079,7 @@
               <w:contextualSpacing/>
               <w:jc w:val="center"/>
               <w:rPr>
-                <w:rFonts w:ascii="TH Sarabun New" w:hAnsi="TH Sarabun New" w:cs="TH Sarabun New" w:hint="cs"/>
+                <w:rFonts w:ascii="TH Sarabun New" w:hAnsi="TH Sarabun New" w:cs="TH Sarabun New"/>
                 <w:sz w:val="32"/>
                 <w:szCs w:val="32"/>
                 <w:cs/>
@@ -901,7 +1089,7 @@
         </w:tc>
         <w:tc>
           <w:tcPr>
-            <w:tcW w:w="903" w:type="dxa"/>
+            <w:tcW w:w="587" w:type="dxa"/>
           </w:tcPr>
           <w:p>
             <w:pPr>
@@ -914,7 +1102,7 @@
               <w:contextualSpacing/>
               <w:jc w:val="center"/>
               <w:rPr>
-                <w:rFonts w:ascii="TH Sarabun New" w:hAnsi="TH Sarabun New" w:cs="TH Sarabun New" w:hint="cs"/>
+                <w:rFonts w:ascii="TH Sarabun New" w:hAnsi="TH Sarabun New" w:cs="TH Sarabun New"/>
                 <w:sz w:val="32"/>
                 <w:szCs w:val="32"/>
                 <w:cs/>
@@ -924,7 +1112,7 @@
         </w:tc>
         <w:tc>
           <w:tcPr>
-            <w:tcW w:w="727" w:type="dxa"/>
+            <w:tcW w:w="574" w:type="dxa"/>
           </w:tcPr>
           <w:p>
             <w:pPr>
@@ -937,7 +1125,7 @@
               <w:contextualSpacing/>
               <w:jc w:val="center"/>
               <w:rPr>
-                <w:rFonts w:ascii="TH Sarabun New" w:hAnsi="TH Sarabun New" w:cs="TH Sarabun New" w:hint="cs"/>
+                <w:rFonts w:ascii="TH Sarabun New" w:hAnsi="TH Sarabun New" w:cs="TH Sarabun New"/>
                 <w:sz w:val="32"/>
                 <w:szCs w:val="32"/>
                 <w:cs/>
@@ -947,7 +1135,7 @@
         </w:tc>
         <w:tc>
           <w:tcPr>
-            <w:tcW w:w="727" w:type="dxa"/>
+            <w:tcW w:w="633" w:type="dxa"/>
           </w:tcPr>
           <w:p>
             <w:pPr>
@@ -960,7 +1148,7 @@
               <w:contextualSpacing/>
               <w:jc w:val="center"/>
               <w:rPr>
-                <w:rFonts w:ascii="TH Sarabun New" w:hAnsi="TH Sarabun New" w:cs="TH Sarabun New" w:hint="cs"/>
+                <w:rFonts w:ascii="TH Sarabun New" w:hAnsi="TH Sarabun New" w:cs="TH Sarabun New"/>
                 <w:sz w:val="32"/>
                 <w:szCs w:val="32"/>
                 <w:cs/>
@@ -968,9 +1156,11 @@
             </w:pPr>
           </w:p>
         </w:tc>
+      </w:tr>
+      <w:tr>
         <w:tc>
           <w:tcPr>
-            <w:tcW w:w="727" w:type="dxa"/>
+            <w:tcW w:w="3413" w:type="dxa"/>
           </w:tcPr>
           <w:p>
             <w:pPr>
@@ -983,19 +1173,16 @@
               <w:contextualSpacing/>
               <w:jc w:val="center"/>
               <w:rPr>
-                <w:rFonts w:ascii="TH Sarabun New" w:hAnsi="TH Sarabun New" w:cs="TH Sarabun New" w:hint="cs"/>
-                <w:sz w:val="32"/>
-                <w:szCs w:val="32"/>
-                <w:cs/>
+                <w:rFonts w:ascii="TH Sarabun New" w:hAnsi="TH Sarabun New" w:cs="TH Sarabun New"/>
+                <w:sz w:val="32"/>
+                <w:szCs w:val="32"/>
               </w:rPr>
             </w:pPr>
           </w:p>
         </w:tc>
-      </w:tr>
-      <w:tr>
         <w:tc>
           <w:tcPr>
-            <w:tcW w:w="1262" w:type="dxa"/>
+            <w:tcW w:w="569" w:type="dxa"/>
           </w:tcPr>
           <w:p>
             <w:pPr>
@@ -1011,13 +1198,14 @@
                 <w:rFonts w:ascii="TH Sarabun New" w:hAnsi="TH Sarabun New" w:cs="TH Sarabun New"/>
                 <w:sz w:val="32"/>
                 <w:szCs w:val="32"/>
+                <w:cs/>
               </w:rPr>
             </w:pPr>
           </w:p>
         </w:tc>
         <w:tc>
           <w:tcPr>
-            <w:tcW w:w="686" w:type="dxa"/>
+            <w:tcW w:w="568" w:type="dxa"/>
           </w:tcPr>
           <w:p>
             <w:pPr>
@@ -1030,7 +1218,7 @@
               <w:contextualSpacing/>
               <w:jc w:val="center"/>
               <w:rPr>
-                <w:rFonts w:ascii="TH Sarabun New" w:hAnsi="TH Sarabun New" w:cs="TH Sarabun New" w:hint="cs"/>
+                <w:rFonts w:ascii="TH Sarabun New" w:hAnsi="TH Sarabun New" w:cs="TH Sarabun New"/>
                 <w:sz w:val="32"/>
                 <w:szCs w:val="32"/>
                 <w:cs/>
@@ -1040,7 +1228,7 @@
         </w:tc>
         <w:tc>
           <w:tcPr>
-            <w:tcW w:w="900" w:type="dxa"/>
+            <w:tcW w:w="564" w:type="dxa"/>
           </w:tcPr>
           <w:p>
             <w:pPr>
@@ -1053,7 +1241,7 @@
               <w:contextualSpacing/>
               <w:jc w:val="center"/>
               <w:rPr>
-                <w:rFonts w:ascii="TH Sarabun New" w:hAnsi="TH Sarabun New" w:cs="TH Sarabun New" w:hint="cs"/>
+                <w:rFonts w:ascii="TH Sarabun New" w:hAnsi="TH Sarabun New" w:cs="TH Sarabun New"/>
                 <w:sz w:val="32"/>
                 <w:szCs w:val="32"/>
                 <w:cs/>
@@ -1063,7 +1251,7 @@
         </w:tc>
         <w:tc>
           <w:tcPr>
-            <w:tcW w:w="898" w:type="dxa"/>
+            <w:tcW w:w="595" w:type="dxa"/>
           </w:tcPr>
           <w:p>
             <w:pPr>
@@ -1076,7 +1264,7 @@
               <w:contextualSpacing/>
               <w:jc w:val="center"/>
               <w:rPr>
-                <w:rFonts w:ascii="TH Sarabun New" w:hAnsi="TH Sarabun New" w:cs="TH Sarabun New" w:hint="cs"/>
+                <w:rFonts w:ascii="TH Sarabun New" w:hAnsi="TH Sarabun New" w:cs="TH Sarabun New"/>
                 <w:sz w:val="32"/>
                 <w:szCs w:val="32"/>
                 <w:cs/>
@@ -1086,7 +1274,7 @@
         </w:tc>
         <w:tc>
           <w:tcPr>
-            <w:tcW w:w="908" w:type="dxa"/>
+            <w:tcW w:w="553" w:type="dxa"/>
           </w:tcPr>
           <w:p>
             <w:pPr>
@@ -1099,7 +1287,7 @@
               <w:contextualSpacing/>
               <w:jc w:val="center"/>
               <w:rPr>
-                <w:rFonts w:ascii="TH Sarabun New" w:hAnsi="TH Sarabun New" w:cs="TH Sarabun New" w:hint="cs"/>
+                <w:rFonts w:ascii="TH Sarabun New" w:hAnsi="TH Sarabun New" w:cs="TH Sarabun New"/>
                 <w:sz w:val="32"/>
                 <w:szCs w:val="32"/>
                 <w:cs/>
@@ -1109,7 +1297,7 @@
         </w:tc>
         <w:tc>
           <w:tcPr>
-            <w:tcW w:w="892" w:type="dxa"/>
+            <w:tcW w:w="574" w:type="dxa"/>
           </w:tcPr>
           <w:p>
             <w:pPr>
@@ -1122,7 +1310,7 @@
               <w:contextualSpacing/>
               <w:jc w:val="center"/>
               <w:rPr>
-                <w:rFonts w:ascii="TH Sarabun New" w:hAnsi="TH Sarabun New" w:cs="TH Sarabun New" w:hint="cs"/>
+                <w:rFonts w:ascii="TH Sarabun New" w:hAnsi="TH Sarabun New" w:cs="TH Sarabun New"/>
                 <w:sz w:val="32"/>
                 <w:szCs w:val="32"/>
                 <w:cs/>
@@ -1132,7 +1320,7 @@
         </w:tc>
         <w:tc>
           <w:tcPr>
-            <w:tcW w:w="903" w:type="dxa"/>
+            <w:tcW w:w="587" w:type="dxa"/>
           </w:tcPr>
           <w:p>
             <w:pPr>
@@ -1145,7 +1333,7 @@
               <w:contextualSpacing/>
               <w:jc w:val="center"/>
               <w:rPr>
-                <w:rFonts w:ascii="TH Sarabun New" w:hAnsi="TH Sarabun New" w:cs="TH Sarabun New" w:hint="cs"/>
+                <w:rFonts w:ascii="TH Sarabun New" w:hAnsi="TH Sarabun New" w:cs="TH Sarabun New"/>
                 <w:sz w:val="32"/>
                 <w:szCs w:val="32"/>
                 <w:cs/>
@@ -1155,7 +1343,7 @@
         </w:tc>
         <w:tc>
           <w:tcPr>
-            <w:tcW w:w="727" w:type="dxa"/>
+            <w:tcW w:w="574" w:type="dxa"/>
           </w:tcPr>
           <w:p>
             <w:pPr>
@@ -1168,7 +1356,7 @@
               <w:contextualSpacing/>
               <w:jc w:val="center"/>
               <w:rPr>
-                <w:rFonts w:ascii="TH Sarabun New" w:hAnsi="TH Sarabun New" w:cs="TH Sarabun New" w:hint="cs"/>
+                <w:rFonts w:ascii="TH Sarabun New" w:hAnsi="TH Sarabun New" w:cs="TH Sarabun New"/>
                 <w:sz w:val="32"/>
                 <w:szCs w:val="32"/>
                 <w:cs/>
@@ -1178,7 +1366,7 @@
         </w:tc>
         <w:tc>
           <w:tcPr>
-            <w:tcW w:w="727" w:type="dxa"/>
+            <w:tcW w:w="633" w:type="dxa"/>
           </w:tcPr>
           <w:p>
             <w:pPr>
@@ -1191,7 +1379,7 @@
               <w:contextualSpacing/>
               <w:jc w:val="center"/>
               <w:rPr>
-                <w:rFonts w:ascii="TH Sarabun New" w:hAnsi="TH Sarabun New" w:cs="TH Sarabun New" w:hint="cs"/>
+                <w:rFonts w:ascii="TH Sarabun New" w:hAnsi="TH Sarabun New" w:cs="TH Sarabun New"/>
                 <w:sz w:val="32"/>
                 <w:szCs w:val="32"/>
                 <w:cs/>
@@ -1199,9 +1387,11 @@
             </w:pPr>
           </w:p>
         </w:tc>
+      </w:tr>
+      <w:tr>
         <w:tc>
           <w:tcPr>
-            <w:tcW w:w="727" w:type="dxa"/>
+            <w:tcW w:w="3413" w:type="dxa"/>
           </w:tcPr>
           <w:p>
             <w:pPr>
@@ -1214,19 +1404,16 @@
               <w:contextualSpacing/>
               <w:jc w:val="center"/>
               <w:rPr>
-                <w:rFonts w:ascii="TH Sarabun New" w:hAnsi="TH Sarabun New" w:cs="TH Sarabun New" w:hint="cs"/>
-                <w:sz w:val="32"/>
-                <w:szCs w:val="32"/>
-                <w:cs/>
+                <w:rFonts w:ascii="TH Sarabun New" w:hAnsi="TH Sarabun New" w:cs="TH Sarabun New"/>
+                <w:sz w:val="32"/>
+                <w:szCs w:val="32"/>
               </w:rPr>
             </w:pPr>
           </w:p>
         </w:tc>
-      </w:tr>
-      <w:tr>
         <w:tc>
           <w:tcPr>
-            <w:tcW w:w="1262" w:type="dxa"/>
+            <w:tcW w:w="569" w:type="dxa"/>
           </w:tcPr>
           <w:p>
             <w:pPr>
@@ -1242,13 +1429,14 @@
                 <w:rFonts w:ascii="TH Sarabun New" w:hAnsi="TH Sarabun New" w:cs="TH Sarabun New"/>
                 <w:sz w:val="32"/>
                 <w:szCs w:val="32"/>
+                <w:cs/>
               </w:rPr>
             </w:pPr>
           </w:p>
         </w:tc>
         <w:tc>
           <w:tcPr>
-            <w:tcW w:w="686" w:type="dxa"/>
+            <w:tcW w:w="568" w:type="dxa"/>
           </w:tcPr>
           <w:p>
             <w:pPr>
@@ -1261,7 +1449,7 @@
               <w:contextualSpacing/>
               <w:jc w:val="center"/>
               <w:rPr>
-                <w:rFonts w:ascii="TH Sarabun New" w:hAnsi="TH Sarabun New" w:cs="TH Sarabun New" w:hint="cs"/>
+                <w:rFonts w:ascii="TH Sarabun New" w:hAnsi="TH Sarabun New" w:cs="TH Sarabun New"/>
                 <w:sz w:val="32"/>
                 <w:szCs w:val="32"/>
                 <w:cs/>
@@ -1271,7 +1459,7 @@
         </w:tc>
         <w:tc>
           <w:tcPr>
-            <w:tcW w:w="900" w:type="dxa"/>
+            <w:tcW w:w="564" w:type="dxa"/>
           </w:tcPr>
           <w:p>
             <w:pPr>
@@ -1284,7 +1472,7 @@
               <w:contextualSpacing/>
               <w:jc w:val="center"/>
               <w:rPr>
-                <w:rFonts w:ascii="TH Sarabun New" w:hAnsi="TH Sarabun New" w:cs="TH Sarabun New" w:hint="cs"/>
+                <w:rFonts w:ascii="TH Sarabun New" w:hAnsi="TH Sarabun New" w:cs="TH Sarabun New"/>
                 <w:sz w:val="32"/>
                 <w:szCs w:val="32"/>
                 <w:cs/>
@@ -1294,7 +1482,7 @@
         </w:tc>
         <w:tc>
           <w:tcPr>
-            <w:tcW w:w="898" w:type="dxa"/>
+            <w:tcW w:w="595" w:type="dxa"/>
           </w:tcPr>
           <w:p>
             <w:pPr>
@@ -1307,7 +1495,7 @@
               <w:contextualSpacing/>
               <w:jc w:val="center"/>
               <w:rPr>
-                <w:rFonts w:ascii="TH Sarabun New" w:hAnsi="TH Sarabun New" w:cs="TH Sarabun New" w:hint="cs"/>
+                <w:rFonts w:ascii="TH Sarabun New" w:hAnsi="TH Sarabun New" w:cs="TH Sarabun New"/>
                 <w:sz w:val="32"/>
                 <w:szCs w:val="32"/>
                 <w:cs/>
@@ -1317,7 +1505,7 @@
         </w:tc>
         <w:tc>
           <w:tcPr>
-            <w:tcW w:w="908" w:type="dxa"/>
+            <w:tcW w:w="553" w:type="dxa"/>
           </w:tcPr>
           <w:p>
             <w:pPr>
@@ -1330,7 +1518,7 @@
               <w:contextualSpacing/>
               <w:jc w:val="center"/>
               <w:rPr>
-                <w:rFonts w:ascii="TH Sarabun New" w:hAnsi="TH Sarabun New" w:cs="TH Sarabun New" w:hint="cs"/>
+                <w:rFonts w:ascii="TH Sarabun New" w:hAnsi="TH Sarabun New" w:cs="TH Sarabun New"/>
                 <w:sz w:val="32"/>
                 <w:szCs w:val="32"/>
                 <w:cs/>
@@ -1340,7 +1528,7 @@
         </w:tc>
         <w:tc>
           <w:tcPr>
-            <w:tcW w:w="892" w:type="dxa"/>
+            <w:tcW w:w="574" w:type="dxa"/>
           </w:tcPr>
           <w:p>
             <w:pPr>
@@ -1353,7 +1541,7 @@
               <w:contextualSpacing/>
               <w:jc w:val="center"/>
               <w:rPr>
-                <w:rFonts w:ascii="TH Sarabun New" w:hAnsi="TH Sarabun New" w:cs="TH Sarabun New" w:hint="cs"/>
+                <w:rFonts w:ascii="TH Sarabun New" w:hAnsi="TH Sarabun New" w:cs="TH Sarabun New"/>
                 <w:sz w:val="32"/>
                 <w:szCs w:val="32"/>
                 <w:cs/>
@@ -1363,7 +1551,7 @@
         </w:tc>
         <w:tc>
           <w:tcPr>
-            <w:tcW w:w="903" w:type="dxa"/>
+            <w:tcW w:w="587" w:type="dxa"/>
           </w:tcPr>
           <w:p>
             <w:pPr>
@@ -1376,7 +1564,7 @@
               <w:contextualSpacing/>
               <w:jc w:val="center"/>
               <w:rPr>
-                <w:rFonts w:ascii="TH Sarabun New" w:hAnsi="TH Sarabun New" w:cs="TH Sarabun New" w:hint="cs"/>
+                <w:rFonts w:ascii="TH Sarabun New" w:hAnsi="TH Sarabun New" w:cs="TH Sarabun New"/>
                 <w:sz w:val="32"/>
                 <w:szCs w:val="32"/>
                 <w:cs/>
@@ -1386,7 +1574,7 @@
         </w:tc>
         <w:tc>
           <w:tcPr>
-            <w:tcW w:w="727" w:type="dxa"/>
+            <w:tcW w:w="574" w:type="dxa"/>
           </w:tcPr>
           <w:p>
             <w:pPr>
@@ -1399,7 +1587,7 @@
               <w:contextualSpacing/>
               <w:jc w:val="center"/>
               <w:rPr>
-                <w:rFonts w:ascii="TH Sarabun New" w:hAnsi="TH Sarabun New" w:cs="TH Sarabun New" w:hint="cs"/>
+                <w:rFonts w:ascii="TH Sarabun New" w:hAnsi="TH Sarabun New" w:cs="TH Sarabun New"/>
                 <w:sz w:val="32"/>
                 <w:szCs w:val="32"/>
                 <w:cs/>
@@ -1409,7 +1597,7 @@
         </w:tc>
         <w:tc>
           <w:tcPr>
-            <w:tcW w:w="727" w:type="dxa"/>
+            <w:tcW w:w="633" w:type="dxa"/>
           </w:tcPr>
           <w:p>
             <w:pPr>
@@ -1422,7 +1610,7 @@
               <w:contextualSpacing/>
               <w:jc w:val="center"/>
               <w:rPr>
-                <w:rFonts w:ascii="TH Sarabun New" w:hAnsi="TH Sarabun New" w:cs="TH Sarabun New" w:hint="cs"/>
+                <w:rFonts w:ascii="TH Sarabun New" w:hAnsi="TH Sarabun New" w:cs="TH Sarabun New"/>
                 <w:sz w:val="32"/>
                 <w:szCs w:val="32"/>
                 <w:cs/>
@@ -1430,9 +1618,11 @@
             </w:pPr>
           </w:p>
         </w:tc>
+      </w:tr>
+      <w:tr>
         <w:tc>
           <w:tcPr>
-            <w:tcW w:w="727" w:type="dxa"/>
+            <w:tcW w:w="3413" w:type="dxa"/>
           </w:tcPr>
           <w:p>
             <w:pPr>
@@ -1445,19 +1635,16 @@
               <w:contextualSpacing/>
               <w:jc w:val="center"/>
               <w:rPr>
-                <w:rFonts w:ascii="TH Sarabun New" w:hAnsi="TH Sarabun New" w:cs="TH Sarabun New" w:hint="cs"/>
-                <w:sz w:val="32"/>
-                <w:szCs w:val="32"/>
-                <w:cs/>
+                <w:rFonts w:ascii="TH Sarabun New" w:hAnsi="TH Sarabun New" w:cs="TH Sarabun New"/>
+                <w:sz w:val="32"/>
+                <w:szCs w:val="32"/>
               </w:rPr>
             </w:pPr>
           </w:p>
         </w:tc>
-      </w:tr>
-      <w:tr>
         <w:tc>
           <w:tcPr>
-            <w:tcW w:w="1262" w:type="dxa"/>
+            <w:tcW w:w="569" w:type="dxa"/>
           </w:tcPr>
           <w:p>
             <w:pPr>
@@ -1473,13 +1660,14 @@
                 <w:rFonts w:ascii="TH Sarabun New" w:hAnsi="TH Sarabun New" w:cs="TH Sarabun New"/>
                 <w:sz w:val="32"/>
                 <w:szCs w:val="32"/>
+                <w:cs/>
               </w:rPr>
             </w:pPr>
           </w:p>
         </w:tc>
         <w:tc>
           <w:tcPr>
-            <w:tcW w:w="686" w:type="dxa"/>
+            <w:tcW w:w="568" w:type="dxa"/>
           </w:tcPr>
           <w:p>
             <w:pPr>
@@ -1492,7 +1680,7 @@
               <w:contextualSpacing/>
               <w:jc w:val="center"/>
               <w:rPr>
-                <w:rFonts w:ascii="TH Sarabun New" w:hAnsi="TH Sarabun New" w:cs="TH Sarabun New" w:hint="cs"/>
+                <w:rFonts w:ascii="TH Sarabun New" w:hAnsi="TH Sarabun New" w:cs="TH Sarabun New"/>
                 <w:sz w:val="32"/>
                 <w:szCs w:val="32"/>
                 <w:cs/>
@@ -1502,7 +1690,7 @@
         </w:tc>
         <w:tc>
           <w:tcPr>
-            <w:tcW w:w="900" w:type="dxa"/>
+            <w:tcW w:w="564" w:type="dxa"/>
           </w:tcPr>
           <w:p>
             <w:pPr>
@@ -1515,7 +1703,7 @@
               <w:contextualSpacing/>
               <w:jc w:val="center"/>
               <w:rPr>
-                <w:rFonts w:ascii="TH Sarabun New" w:hAnsi="TH Sarabun New" w:cs="TH Sarabun New" w:hint="cs"/>
+                <w:rFonts w:ascii="TH Sarabun New" w:hAnsi="TH Sarabun New" w:cs="TH Sarabun New"/>
                 <w:sz w:val="32"/>
                 <w:szCs w:val="32"/>
                 <w:cs/>
@@ -1525,7 +1713,7 @@
         </w:tc>
         <w:tc>
           <w:tcPr>
-            <w:tcW w:w="898" w:type="dxa"/>
+            <w:tcW w:w="595" w:type="dxa"/>
           </w:tcPr>
           <w:p>
             <w:pPr>
@@ -1538,7 +1726,7 @@
               <w:contextualSpacing/>
               <w:jc w:val="center"/>
               <w:rPr>
-                <w:rFonts w:ascii="TH Sarabun New" w:hAnsi="TH Sarabun New" w:cs="TH Sarabun New" w:hint="cs"/>
+                <w:rFonts w:ascii="TH Sarabun New" w:hAnsi="TH Sarabun New" w:cs="TH Sarabun New"/>
                 <w:sz w:val="32"/>
                 <w:szCs w:val="32"/>
                 <w:cs/>
@@ -1548,7 +1736,7 @@
         </w:tc>
         <w:tc>
           <w:tcPr>
-            <w:tcW w:w="908" w:type="dxa"/>
+            <w:tcW w:w="553" w:type="dxa"/>
           </w:tcPr>
           <w:p>
             <w:pPr>
@@ -1561,7 +1749,7 @@
               <w:contextualSpacing/>
               <w:jc w:val="center"/>
               <w:rPr>
-                <w:rFonts w:ascii="TH Sarabun New" w:hAnsi="TH Sarabun New" w:cs="TH Sarabun New" w:hint="cs"/>
+                <w:rFonts w:ascii="TH Sarabun New" w:hAnsi="TH Sarabun New" w:cs="TH Sarabun New"/>
                 <w:sz w:val="32"/>
                 <w:szCs w:val="32"/>
                 <w:cs/>
@@ -1571,7 +1759,7 @@
         </w:tc>
         <w:tc>
           <w:tcPr>
-            <w:tcW w:w="892" w:type="dxa"/>
+            <w:tcW w:w="574" w:type="dxa"/>
           </w:tcPr>
           <w:p>
             <w:pPr>
@@ -1584,7 +1772,7 @@
               <w:contextualSpacing/>
               <w:jc w:val="center"/>
               <w:rPr>
-                <w:rFonts w:ascii="TH Sarabun New" w:hAnsi="TH Sarabun New" w:cs="TH Sarabun New" w:hint="cs"/>
+                <w:rFonts w:ascii="TH Sarabun New" w:hAnsi="TH Sarabun New" w:cs="TH Sarabun New"/>
                 <w:sz w:val="32"/>
                 <w:szCs w:val="32"/>
                 <w:cs/>
@@ -1594,7 +1782,7 @@
         </w:tc>
         <w:tc>
           <w:tcPr>
-            <w:tcW w:w="903" w:type="dxa"/>
+            <w:tcW w:w="587" w:type="dxa"/>
           </w:tcPr>
           <w:p>
             <w:pPr>
@@ -1607,7 +1795,7 @@
               <w:contextualSpacing/>
               <w:jc w:val="center"/>
               <w:rPr>
-                <w:rFonts w:ascii="TH Sarabun New" w:hAnsi="TH Sarabun New" w:cs="TH Sarabun New" w:hint="cs"/>
+                <w:rFonts w:ascii="TH Sarabun New" w:hAnsi="TH Sarabun New" w:cs="TH Sarabun New"/>
                 <w:sz w:val="32"/>
                 <w:szCs w:val="32"/>
                 <w:cs/>
@@ -1617,7 +1805,7 @@
         </w:tc>
         <w:tc>
           <w:tcPr>
-            <w:tcW w:w="727" w:type="dxa"/>
+            <w:tcW w:w="574" w:type="dxa"/>
           </w:tcPr>
           <w:p>
             <w:pPr>
@@ -1630,7 +1818,7 @@
               <w:contextualSpacing/>
               <w:jc w:val="center"/>
               <w:rPr>
-                <w:rFonts w:ascii="TH Sarabun New" w:hAnsi="TH Sarabun New" w:cs="TH Sarabun New" w:hint="cs"/>
+                <w:rFonts w:ascii="TH Sarabun New" w:hAnsi="TH Sarabun New" w:cs="TH Sarabun New"/>
                 <w:sz w:val="32"/>
                 <w:szCs w:val="32"/>
                 <w:cs/>
@@ -1640,7 +1828,7 @@
         </w:tc>
         <w:tc>
           <w:tcPr>
-            <w:tcW w:w="727" w:type="dxa"/>
+            <w:tcW w:w="633" w:type="dxa"/>
           </w:tcPr>
           <w:p>
             <w:pPr>
@@ -1653,30 +1841,7 @@
               <w:contextualSpacing/>
               <w:jc w:val="center"/>
               <w:rPr>
-                <w:rFonts w:ascii="TH Sarabun New" w:hAnsi="TH Sarabun New" w:cs="TH Sarabun New" w:hint="cs"/>
-                <w:sz w:val="32"/>
-                <w:szCs w:val="32"/>
-                <w:cs/>
-              </w:rPr>
-            </w:pPr>
-          </w:p>
-        </w:tc>
-        <w:tc>
-          <w:tcPr>
-            <w:tcW w:w="727" w:type="dxa"/>
-          </w:tcPr>
-          <w:p>
-            <w:pPr>
-              <w:pStyle w:val="NormalWeb"/>
-              <w:tabs>
-                <w:tab w:val="left" w:pos="567"/>
-                <w:tab w:val="left" w:pos="1134"/>
-              </w:tabs>
-              <w:spacing w:before="0" w:beforeAutospacing="0" w:after="0" w:afterAutospacing="0"/>
-              <w:contextualSpacing/>
-              <w:jc w:val="center"/>
-              <w:rPr>
-                <w:rFonts w:ascii="TH Sarabun New" w:hAnsi="TH Sarabun New" w:cs="TH Sarabun New" w:hint="cs"/>
+                <w:rFonts w:ascii="TH Sarabun New" w:hAnsi="TH Sarabun New" w:cs="TH Sarabun New"/>
                 <w:sz w:val="32"/>
                 <w:szCs w:val="32"/>
                 <w:cs/>
@@ -1697,11 +1862,122 @@
         <w:contextualSpacing/>
         <w:jc w:val="thaiDistribute"/>
         <w:rPr>
+          <w:rFonts w:ascii="TH Sarabun New" w:hAnsi="TH Sarabun New" w:cs="TH Sarabun New"/>
+          <w:sz w:val="32"/>
+          <w:szCs w:val="32"/>
+        </w:rPr>
+      </w:pPr>
+      <w:r>
+        <w:rPr>
+          <w:rFonts w:ascii="TH Sarabun New" w:hAnsi="TH Sarabun New" w:cs="TH Sarabun New"/>
+          <w:noProof/>
+          <w:sz w:val="32"/>
+          <w:szCs w:val="32"/>
+          <w:lang w:val="th-TH"/>
+          <w14:ligatures w14:val="standardContextual"/>
+        </w:rPr>
+        <mc:AlternateContent>
+          <mc:Choice Requires="wps">
+            <w:drawing>
+              <wp:anchor distT="0" distB="0" distL="114300" distR="114300" simplePos="0" relativeHeight="251664384" behindDoc="0" locked="0" layoutInCell="1" allowOverlap="1" wp14:anchorId="7FB7289F" wp14:editId="6C23B465">
+                <wp:simplePos x="0" y="0"/>
+                <wp:positionH relativeFrom="margin">
+                  <wp:align>left</wp:align>
+                </wp:positionH>
+                <wp:positionV relativeFrom="paragraph">
+                  <wp:posOffset>136720</wp:posOffset>
+                </wp:positionV>
+                <wp:extent cx="618931" cy="0"/>
+                <wp:effectExtent l="0" t="0" r="0" b="0"/>
+                <wp:wrapNone/>
+                <wp:docPr id="221012947" name="Straight Connector 1"/>
+                <wp:cNvGraphicFramePr/>
+                <a:graphic xmlns:a="http://schemas.openxmlformats.org/drawingml/2006/main">
+                  <a:graphicData uri="http://schemas.microsoft.com/office/word/2010/wordprocessingShape">
+                    <wps:wsp>
+                      <wps:cNvCnPr/>
+                      <wps:spPr>
+                        <a:xfrm>
+                          <a:off x="0" y="0"/>
+                          <a:ext cx="618931" cy="0"/>
+                        </a:xfrm>
+                        <a:prstGeom prst="line">
+                          <a:avLst/>
+                        </a:prstGeom>
+                        <a:ln w="19050" cap="flat" cmpd="sng" algn="ctr">
+                          <a:solidFill>
+                            <a:schemeClr val="dk1"/>
+                          </a:solidFill>
+                          <a:prstDash val="dash"/>
+                          <a:round/>
+                          <a:headEnd type="none" w="med" len="med"/>
+                          <a:tailEnd type="none" w="med" len="med"/>
+                        </a:ln>
+                      </wps:spPr>
+                      <wps:style>
+                        <a:lnRef idx="0">
+                          <a:scrgbClr r="0" g="0" b="0"/>
+                        </a:lnRef>
+                        <a:fillRef idx="0">
+                          <a:scrgbClr r="0" g="0" b="0"/>
+                        </a:fillRef>
+                        <a:effectRef idx="0">
+                          <a:scrgbClr r="0" g="0" b="0"/>
+                        </a:effectRef>
+                        <a:fontRef idx="minor">
+                          <a:schemeClr val="tx1"/>
+                        </a:fontRef>
+                      </wps:style>
+                      <wps:bodyPr/>
+                    </wps:wsp>
+                  </a:graphicData>
+                </a:graphic>
+                <wp14:sizeRelH relativeFrom="margin">
+                  <wp14:pctWidth>0</wp14:pctWidth>
+                </wp14:sizeRelH>
+                <wp14:sizeRelV relativeFrom="margin">
+                  <wp14:pctHeight>0</wp14:pctHeight>
+                </wp14:sizeRelV>
+              </wp:anchor>
+            </w:drawing>
+          </mc:Choice>
+          <mc:Fallback>
+            <w:pict>
+              <v:line w14:anchorId="22F07D97" id="Straight Connector 1" o:spid="_x0000_s1026" style="position:absolute;z-index:251664384;visibility:visible;mso-wrap-style:square;mso-width-percent:0;mso-height-percent:0;mso-wrap-distance-left:9pt;mso-wrap-distance-top:0;mso-wrap-distance-right:9pt;mso-wrap-distance-bottom:0;mso-position-horizontal:left;mso-position-horizontal-relative:margin;mso-position-vertical:absolute;mso-position-vertical-relative:text;mso-width-percent:0;mso-height-percent:0;mso-width-relative:margin;mso-height-relative:margin" from="0,10.75pt" to="48.75pt,10.75pt" o:gfxdata="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" strokecolor="black [3200]" strokeweight="1.5pt">
+                <v:stroke dashstyle="dash"/>
+                <w10:wrap anchorx="margin"/>
+              </v:line>
+            </w:pict>
+          </mc:Fallback>
+        </mc:AlternateContent>
+      </w:r>
+      <w:r>
+        <w:rPr>
+          <w:rFonts w:ascii="TH Sarabun New" w:hAnsi="TH Sarabun New" w:cs="TH Sarabun New"/>
+          <w:sz w:val="32"/>
+          <w:szCs w:val="32"/>
+          <w:cs/>
+        </w:rPr>
+        <w:tab/>
+      </w:r>
+      <w:r>
+        <w:rPr>
+          <w:rFonts w:ascii="TH Sarabun New" w:hAnsi="TH Sarabun New" w:cs="TH Sarabun New"/>
+          <w:sz w:val="32"/>
+          <w:szCs w:val="32"/>
+          <w:cs/>
+        </w:rPr>
+        <w:tab/>
+      </w:r>
+      <w:r>
+        <w:rPr>
           <w:rFonts w:ascii="TH Sarabun New" w:hAnsi="TH Sarabun New" w:cs="TH Sarabun New" w:hint="cs"/>
           <w:sz w:val="32"/>
           <w:szCs w:val="32"/>
-        </w:rPr>
-      </w:pPr>
+          <w:cs/>
+        </w:rPr>
+        <w:t>แสดงแผนการดำเนินงาน</w:t>
+      </w:r>
     </w:p>
     <w:p>
       <w:pPr>
@@ -1715,6 +1991,142 @@
         <w:jc w:val="thaiDistribute"/>
         <w:rPr>
           <w:rFonts w:ascii="TH Sarabun New" w:hAnsi="TH Sarabun New" w:cs="TH Sarabun New" w:hint="cs"/>
+          <w:sz w:val="32"/>
+          <w:szCs w:val="32"/>
+        </w:rPr>
+      </w:pPr>
+      <w:r>
+        <w:rPr>
+          <w:rFonts w:ascii="TH Sarabun New" w:hAnsi="TH Sarabun New" w:cs="TH Sarabun New"/>
+          <w:noProof/>
+          <w:sz w:val="32"/>
+          <w:szCs w:val="32"/>
+          <w:lang w:val="th-TH"/>
+          <w14:ligatures w14:val="standardContextual"/>
+        </w:rPr>
+        <mc:AlternateContent>
+          <mc:Choice Requires="wps">
+            <w:drawing>
+              <wp:anchor distT="0" distB="0" distL="114300" distR="114300" simplePos="0" relativeHeight="251663360" behindDoc="0" locked="0" layoutInCell="1" allowOverlap="1" wp14:anchorId="4C93B008" wp14:editId="5E77A9B8">
+                <wp:simplePos x="0" y="0"/>
+                <wp:positionH relativeFrom="margin">
+                  <wp:align>left</wp:align>
+                </wp:positionH>
+                <wp:positionV relativeFrom="paragraph">
+                  <wp:posOffset>134464</wp:posOffset>
+                </wp:positionV>
+                <wp:extent cx="614265" cy="0"/>
+                <wp:effectExtent l="0" t="0" r="0" b="0"/>
+                <wp:wrapNone/>
+                <wp:docPr id="2103876379" name="Straight Connector 1"/>
+                <wp:cNvGraphicFramePr/>
+                <a:graphic xmlns:a="http://schemas.openxmlformats.org/drawingml/2006/main">
+                  <a:graphicData uri="http://schemas.microsoft.com/office/word/2010/wordprocessingShape">
+                    <wps:wsp>
+                      <wps:cNvCnPr/>
+                      <wps:spPr>
+                        <a:xfrm>
+                          <a:off x="0" y="0"/>
+                          <a:ext cx="614265" cy="0"/>
+                        </a:xfrm>
+                        <a:prstGeom prst="line">
+                          <a:avLst/>
+                        </a:prstGeom>
+                      </wps:spPr>
+                      <wps:style>
+                        <a:lnRef idx="3">
+                          <a:schemeClr val="dk1"/>
+                        </a:lnRef>
+                        <a:fillRef idx="0">
+                          <a:schemeClr val="dk1"/>
+                        </a:fillRef>
+                        <a:effectRef idx="2">
+                          <a:schemeClr val="dk1"/>
+                        </a:effectRef>
+                        <a:fontRef idx="minor">
+                          <a:schemeClr val="tx1"/>
+                        </a:fontRef>
+                      </wps:style>
+                      <wps:bodyPr/>
+                    </wps:wsp>
+                  </a:graphicData>
+                </a:graphic>
+                <wp14:sizeRelH relativeFrom="margin">
+                  <wp14:pctWidth>0</wp14:pctWidth>
+                </wp14:sizeRelH>
+                <wp14:sizeRelV relativeFrom="margin">
+                  <wp14:pctHeight>0</wp14:pctHeight>
+                </wp14:sizeRelV>
+              </wp:anchor>
+            </w:drawing>
+          </mc:Choice>
+          <mc:Fallback>
+            <w:pict>
+              <v:line w14:anchorId="20DDD97B" id="Straight Connector 1" o:spid="_x0000_s1026" style="position:absolute;z-index:251663360;visibility:visible;mso-wrap-style:square;mso-width-percent:0;mso-height-percent:0;mso-wrap-distance-left:9pt;mso-wrap-distance-top:0;mso-wrap-distance-right:9pt;mso-wrap-distance-bottom:0;mso-position-horizontal:left;mso-position-horizontal-relative:margin;mso-position-vertical:absolute;mso-position-vertical-relative:text;mso-width-percent:0;mso-height-percent:0;mso-width-relative:margin;mso-height-relative:margin" from="0,10.6pt" to="48.35pt,10.6pt" o:gfxdata="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" strokecolor="black [3200]" strokeweight="1.5pt">
+                <v:stroke joinstyle="miter"/>
+                <w10:wrap anchorx="margin"/>
+              </v:line>
+            </w:pict>
+          </mc:Fallback>
+        </mc:AlternateContent>
+      </w:r>
+      <w:r>
+        <w:rPr>
+          <w:rFonts w:ascii="TH Sarabun New" w:hAnsi="TH Sarabun New" w:cs="TH Sarabun New"/>
+          <w:sz w:val="32"/>
+          <w:szCs w:val="32"/>
+          <w:cs/>
+        </w:rPr>
+        <w:tab/>
+      </w:r>
+      <w:r>
+        <w:rPr>
+          <w:rFonts w:ascii="TH Sarabun New" w:hAnsi="TH Sarabun New" w:cs="TH Sarabun New"/>
+          <w:sz w:val="32"/>
+          <w:szCs w:val="32"/>
+          <w:cs/>
+        </w:rPr>
+        <w:tab/>
+      </w:r>
+      <w:r>
+        <w:rPr>
+          <w:rFonts w:ascii="TH Sarabun New" w:hAnsi="TH Sarabun New" w:cs="TH Sarabun New" w:hint="cs"/>
+          <w:sz w:val="32"/>
+          <w:szCs w:val="32"/>
+          <w:cs/>
+        </w:rPr>
+        <w:t>แสดงการดำเนินงานจริง</w:t>
+      </w:r>
+    </w:p>
+    <w:p>
+      <w:pPr>
+        <w:pStyle w:val="NormalWeb"/>
+        <w:tabs>
+          <w:tab w:val="left" w:pos="567"/>
+          <w:tab w:val="left" w:pos="1134"/>
+        </w:tabs>
+        <w:spacing w:before="0" w:beforeAutospacing="0" w:after="0" w:afterAutospacing="0"/>
+        <w:contextualSpacing/>
+        <w:jc w:val="thaiDistribute"/>
+        <w:rPr>
+          <w:rFonts w:ascii="TH Sarabun New" w:hAnsi="TH Sarabun New" w:cs="TH Sarabun New" w:hint="cs"/>
+          <w:sz w:val="32"/>
+          <w:szCs w:val="32"/>
+        </w:rPr>
+      </w:pPr>
+    </w:p>
+    <w:p>
+      <w:pPr>
+        <w:pStyle w:val="NormalWeb"/>
+        <w:tabs>
+          <w:tab w:val="left" w:pos="567"/>
+          <w:tab w:val="left" w:pos="1134"/>
+        </w:tabs>
+        <w:spacing w:before="0" w:beforeAutospacing="0" w:after="0" w:afterAutospacing="0"/>
+        <w:contextualSpacing/>
+        <w:jc w:val="thaiDistribute"/>
+        <w:rPr>
+          <w:rFonts w:ascii="TH Sarabun New" w:hAnsi="TH Sarabun New" w:cs="TH Sarabun New"/>
           <w:b/>
           <w:bCs/>
           <w:sz w:val="32"/>
@@ -1824,13 +2236,23 @@
         </w:rPr>
         <w:t xml:space="preserve">            </w:t>
       </w:r>
-      <w:r>
-        <w:rPr>
-          <w:rFonts w:ascii="TH Sarabun New" w:hAnsi="TH Sarabun New" w:cs="TH Sarabun New"/>
-          <w:sz w:val="32"/>
-          <w:szCs w:val="32"/>
-        </w:rPr>
-        <w:t xml:space="preserve">WiFi CSI </w:t>
+      <w:proofErr w:type="spellStart"/>
+      <w:r>
+        <w:rPr>
+          <w:rFonts w:ascii="TH Sarabun New" w:hAnsi="TH Sarabun New" w:cs="TH Sarabun New"/>
+          <w:sz w:val="32"/>
+          <w:szCs w:val="32"/>
+        </w:rPr>
+        <w:t>WiFi</w:t>
+      </w:r>
+      <w:proofErr w:type="spellEnd"/>
+      <w:r>
+        <w:rPr>
+          <w:rFonts w:ascii="TH Sarabun New" w:hAnsi="TH Sarabun New" w:cs="TH Sarabun New"/>
+          <w:sz w:val="32"/>
+          <w:szCs w:val="32"/>
+        </w:rPr>
+        <w:t xml:space="preserve"> CSI </w:t>
       </w:r>
       <w:r>
         <w:rPr>
@@ -1870,7 +2292,7 @@
         <w:contextualSpacing/>
         <w:jc w:val="thaiDistribute"/>
         <w:rPr>
-          <w:rFonts w:ascii="TH Sarabun New" w:hAnsi="TH Sarabun New" w:cs="TH Sarabun New" w:hint="cs"/>
+          <w:rFonts w:ascii="TH Sarabun New" w:hAnsi="TH Sarabun New" w:cs="TH Sarabun New"/>
           <w:sz w:val="32"/>
           <w:szCs w:val="32"/>
         </w:rPr>
@@ -1887,7 +2309,7 @@
         <w:contextualSpacing/>
         <w:jc w:val="thaiDistribute"/>
         <w:rPr>
-          <w:rFonts w:ascii="TH Sarabun New" w:hAnsi="TH Sarabun New" w:cs="TH Sarabun New" w:hint="cs"/>
+          <w:rFonts w:ascii="TH Sarabun New" w:hAnsi="TH Sarabun New" w:cs="TH Sarabun New"/>
           <w:b/>
           <w:bCs/>
           <w:sz w:val="32"/>
@@ -2107,13 +2529,23 @@
         </w:rPr>
         <w:t xml:space="preserve">ระบบประมวลผลการเคลื่อนไหวผ่านคลื่น </w:t>
       </w:r>
-      <w:r>
-        <w:rPr>
-          <w:rFonts w:ascii="TH Sarabun New" w:hAnsi="TH Sarabun New" w:cs="TH Sarabun New"/>
-          <w:sz w:val="32"/>
-          <w:szCs w:val="32"/>
-        </w:rPr>
-        <w:t xml:space="preserve">WiFi </w:t>
+      <w:proofErr w:type="spellStart"/>
+      <w:r>
+        <w:rPr>
+          <w:rFonts w:ascii="TH Sarabun New" w:hAnsi="TH Sarabun New" w:cs="TH Sarabun New"/>
+          <w:sz w:val="32"/>
+          <w:szCs w:val="32"/>
+        </w:rPr>
+        <w:t>WiFi</w:t>
+      </w:r>
+      <w:proofErr w:type="spellEnd"/>
+      <w:r>
+        <w:rPr>
+          <w:rFonts w:ascii="TH Sarabun New" w:hAnsi="TH Sarabun New" w:cs="TH Sarabun New"/>
+          <w:sz w:val="32"/>
+          <w:szCs w:val="32"/>
+        </w:rPr>
+        <w:t xml:space="preserve"> </w:t>
       </w:r>
       <w:r>
         <w:rPr>
@@ -2621,13 +3053,23 @@
         </w:rPr>
         <w:t xml:space="preserve">ได้รับระบบต้นแบบการตรวจจับการล้มแบบเรียลไทม์ที่ใช้สัญญาณ </w:t>
       </w:r>
-      <w:r>
-        <w:rPr>
-          <w:rFonts w:ascii="TH Sarabun New" w:hAnsi="TH Sarabun New" w:cs="TH Sarabun New"/>
-          <w:sz w:val="32"/>
-          <w:szCs w:val="32"/>
-        </w:rPr>
-        <w:t xml:space="preserve">WiFi CSI </w:t>
+      <w:proofErr w:type="spellStart"/>
+      <w:r>
+        <w:rPr>
+          <w:rFonts w:ascii="TH Sarabun New" w:hAnsi="TH Sarabun New" w:cs="TH Sarabun New"/>
+          <w:sz w:val="32"/>
+          <w:szCs w:val="32"/>
+        </w:rPr>
+        <w:t>WiFi</w:t>
+      </w:r>
+      <w:proofErr w:type="spellEnd"/>
+      <w:r>
+        <w:rPr>
+          <w:rFonts w:ascii="TH Sarabun New" w:hAnsi="TH Sarabun New" w:cs="TH Sarabun New"/>
+          <w:sz w:val="32"/>
+          <w:szCs w:val="32"/>
+        </w:rPr>
+        <w:t xml:space="preserve"> CSI </w:t>
       </w:r>
       <w:r>
         <w:rPr>
@@ -2689,13 +3131,23 @@
         </w:rPr>
         <w:t xml:space="preserve">ได้รับโมเดลปัญญาประดิษฐ์สถาปัตยกรรม </w:t>
       </w:r>
-      <w:r>
-        <w:rPr>
-          <w:rFonts w:ascii="TH Sarabun New" w:hAnsi="TH Sarabun New" w:cs="TH Sarabun New"/>
-          <w:sz w:val="32"/>
-          <w:szCs w:val="32"/>
-        </w:rPr>
-        <w:t xml:space="preserve">Spatio-Temporal Transformer </w:t>
+      <w:proofErr w:type="spellStart"/>
+      <w:r>
+        <w:rPr>
+          <w:rFonts w:ascii="TH Sarabun New" w:hAnsi="TH Sarabun New" w:cs="TH Sarabun New"/>
+          <w:sz w:val="32"/>
+          <w:szCs w:val="32"/>
+        </w:rPr>
+        <w:t>Spatio</w:t>
+      </w:r>
+      <w:proofErr w:type="spellEnd"/>
+      <w:r>
+        <w:rPr>
+          <w:rFonts w:ascii="TH Sarabun New" w:hAnsi="TH Sarabun New" w:cs="TH Sarabun New"/>
+          <w:sz w:val="32"/>
+          <w:szCs w:val="32"/>
+        </w:rPr>
+        <w:t xml:space="preserve">-Temporal Transformer </w:t>
       </w:r>
       <w:r>
         <w:rPr>
